--- a/Task 1 Report.docx
+++ b/Task 1 Report.docx
@@ -7,26 +7,18 @@
         <w:pStyle w:val="Heading1"/>
         <w:rPr>
           <w:noProof/>
-          <w:sz w:val="52"/>
-          <w:szCs w:val="52"/>
-        </w:rPr>
-      </w:pPr>
-      <w:r>
-        <w:rPr>
-          <w:noProof/>
-          <w:sz w:val="52"/>
-          <w:szCs w:val="52"/>
-        </w:rPr>
-        <w:t xml:space="preserve">              </w:t>
-      </w:r>
-      <w:r>
-        <w:rPr>
-          <w:noProof/>
           <w:color w:val="BF4E14" w:themeColor="accent2" w:themeShade="BF"/>
           <w:sz w:val="52"/>
           <w:szCs w:val="52"/>
         </w:rPr>
-        <w:t xml:space="preserve">SCAM ANALYSIS </w:t>
+      </w:pPr>
+      <w:r>
+        <w:rPr>
+          <w:noProof/>
+          <w:sz w:val="52"/>
+          <w:szCs w:val="52"/>
+        </w:rPr>
+        <w:t xml:space="preserve">              </w:t>
       </w:r>
       <w:r>
         <w:rPr>
@@ -35,7 +27,7 @@
           <w:sz w:val="52"/>
           <w:szCs w:val="52"/>
         </w:rPr>
-        <w:t>PROJECT TASK-1</w:t>
+        <w:t xml:space="preserve">SCAM ANALYSIS </w:t>
       </w:r>
       <w:r>
         <w:rPr>
@@ -44,7 +36,16 @@
           <w:sz w:val="52"/>
           <w:szCs w:val="52"/>
         </w:rPr>
-        <w:t xml:space="preserve">      </w:t>
+        <w:t>PROJECT TASK-1</w:t>
+      </w:r>
+      <w:r>
+        <w:rPr>
+          <w:noProof/>
+          <w:color w:val="BF4E14" w:themeColor="accent2" w:themeShade="BF"/>
+          <w:sz w:val="52"/>
+          <w:szCs w:val="52"/>
+        </w:rPr>
+        <w:t xml:space="preserve">  </w:t>
       </w:r>
     </w:p>
     <w:p>
@@ -52,19 +53,277 @@
         <w:pStyle w:val="Heading1"/>
         <w:rPr>
           <w:noProof/>
-        </w:rPr>
-      </w:pPr>
-      <w:r>
-        <w:rPr>
-          <w:noProof/>
-        </w:rPr>
-        <w:t xml:space="preserve">                </w:t>
-      </w:r>
-      <w:r>
-        <w:rPr>
-          <w:noProof/>
-        </w:rPr>
-        <w:t>Data Cleaning(python-pandas)</w:t>
+          <w:color w:val="BF4E14" w:themeColor="accent2" w:themeShade="BF"/>
+          <w:sz w:val="52"/>
+          <w:szCs w:val="52"/>
+        </w:rPr>
+      </w:pPr>
+      <w:r>
+        <w:rPr>
+          <w:noProof/>
+          <w:color w:val="BF4E14" w:themeColor="accent2" w:themeShade="BF"/>
+          <w:sz w:val="52"/>
+          <w:szCs w:val="52"/>
+        </w:rPr>
+        <w:t xml:space="preserve"> </w:t>
+      </w:r>
+    </w:p>
+    <w:p>
+      <w:pPr>
+        <w:rPr>
+          <w:rFonts w:ascii="Times New Roman" w:hAnsi="Times New Roman" w:cs="Times New Roman"/>
+          <w:b/>
+          <w:noProof/>
+        </w:rPr>
+      </w:pPr>
+      <w:r>
+        <w:rPr>
+          <w:rFonts w:ascii="Times New Roman" w:hAnsi="Times New Roman" w:cs="Times New Roman"/>
+          <w:b/>
+          <w:noProof/>
+        </w:rPr>
+        <w:t xml:space="preserve">Project Overview </w:t>
+      </w:r>
+    </w:p>
+    <w:p>
+      <w:pPr>
+        <w:rPr>
+          <w:rFonts w:ascii="Times New Roman" w:hAnsi="Times New Roman" w:cs="Times New Roman"/>
+          <w:noProof/>
+        </w:rPr>
+      </w:pPr>
+      <w:r>
+        <w:rPr>
+          <w:rFonts w:ascii="Times New Roman" w:hAnsi="Times New Roman" w:cs="Times New Roman"/>
+          <w:noProof/>
+        </w:rPr>
+        <w:t>The Scam Analysis project focuses on identifying, analyzing, and understanding fraudulent activities using data analysis techniques. The objective of this project is to detect scam patterns, analyze common fraud types, and uncover key indicators that help in early scam detection. By examining historical scam-related data, the project aims to support better decision-making and improve awareness of fraudulent behavior.</w:t>
+      </w:r>
+    </w:p>
+    <w:p>
+      <w:pPr>
+        <w:rPr>
+          <w:rFonts w:ascii="Times New Roman" w:hAnsi="Times New Roman" w:cs="Times New Roman"/>
+          <w:b/>
+          <w:bCs/>
+          <w:noProof/>
+        </w:rPr>
+      </w:pPr>
+      <w:r>
+        <w:rPr>
+          <w:rFonts w:ascii="Segoe UI Emoji" w:hAnsi="Segoe UI Emoji" w:cs="Segoe UI Emoji"/>
+          <w:b/>
+          <w:bCs/>
+          <w:noProof/>
+        </w:rPr>
+        <w:t>🎯</w:t>
+      </w:r>
+      <w:r>
+        <w:rPr>
+          <w:rFonts w:ascii="Times New Roman" w:hAnsi="Times New Roman" w:cs="Times New Roman"/>
+          <w:b/>
+          <w:bCs/>
+          <w:noProof/>
+        </w:rPr>
+        <w:t xml:space="preserve"> Objectives</w:t>
+      </w:r>
+    </w:p>
+    <w:p>
+      <w:pPr>
+        <w:rPr>
+          <w:rFonts w:ascii="Times New Roman" w:hAnsi="Times New Roman" w:cs="Times New Roman"/>
+          <w:b/>
+          <w:noProof/>
+        </w:rPr>
+      </w:pPr>
+      <w:r>
+        <w:rPr>
+          <w:rFonts w:ascii="Times New Roman" w:hAnsi="Times New Roman" w:cs="Times New Roman"/>
+          <w:b/>
+          <w:noProof/>
+        </w:rPr>
+        <w:t xml:space="preserve">Dataset Summary </w:t>
+      </w:r>
+    </w:p>
+    <w:p>
+      <w:pPr>
+        <w:pStyle w:val="ListParagraph"/>
+        <w:numPr>
+          <w:ilvl w:val="0"/>
+          <w:numId w:val="3"/>
+        </w:numPr>
+        <w:rPr>
+          <w:rFonts w:ascii="Times New Roman" w:hAnsi="Times New Roman" w:cs="Times New Roman"/>
+          <w:noProof/>
+        </w:rPr>
+      </w:pPr>
+      <w:r>
+        <w:rPr>
+          <w:rFonts w:ascii="Times New Roman" w:hAnsi="Times New Roman" w:cs="Times New Roman"/>
+          <w:noProof/>
+        </w:rPr>
+        <w:t>Analyze scam data to identify trends and patterns</w:t>
+      </w:r>
+    </w:p>
+    <w:p>
+      <w:pPr>
+        <w:pStyle w:val="ListParagraph"/>
+        <w:numPr>
+          <w:ilvl w:val="0"/>
+          <w:numId w:val="3"/>
+        </w:numPr>
+        <w:rPr>
+          <w:rFonts w:ascii="Times New Roman" w:hAnsi="Times New Roman" w:cs="Times New Roman"/>
+          <w:noProof/>
+        </w:rPr>
+      </w:pPr>
+      <w:r>
+        <w:rPr>
+          <w:rFonts w:ascii="Times New Roman" w:hAnsi="Times New Roman" w:cs="Times New Roman"/>
+          <w:noProof/>
+        </w:rPr>
+        <w:t>Classify different types of scams (phishing, financial fraud, identity theft, etc.)</w:t>
+      </w:r>
+    </w:p>
+    <w:p>
+      <w:pPr>
+        <w:pStyle w:val="ListParagraph"/>
+        <w:numPr>
+          <w:ilvl w:val="0"/>
+          <w:numId w:val="3"/>
+        </w:numPr>
+        <w:rPr>
+          <w:rFonts w:ascii="Times New Roman" w:hAnsi="Times New Roman" w:cs="Times New Roman"/>
+          <w:noProof/>
+        </w:rPr>
+      </w:pPr>
+      <w:r>
+        <w:rPr>
+          <w:rFonts w:ascii="Times New Roman" w:hAnsi="Times New Roman" w:cs="Times New Roman"/>
+          <w:noProof/>
+        </w:rPr>
+        <w:t>Detect high-risk indicators associated with fraudulent activities</w:t>
+      </w:r>
+    </w:p>
+    <w:p>
+      <w:pPr>
+        <w:pStyle w:val="ListParagraph"/>
+        <w:numPr>
+          <w:ilvl w:val="0"/>
+          <w:numId w:val="3"/>
+        </w:numPr>
+        <w:rPr>
+          <w:rFonts w:ascii="Times New Roman" w:hAnsi="Times New Roman" w:cs="Times New Roman"/>
+          <w:noProof/>
+        </w:rPr>
+      </w:pPr>
+      <w:r>
+        <w:rPr>
+          <w:rFonts w:ascii="Times New Roman" w:hAnsi="Times New Roman" w:cs="Times New Roman"/>
+          <w:noProof/>
+        </w:rPr>
+        <w:t>Provide actionable insights to reduce scam occurrences</w:t>
+      </w:r>
+    </w:p>
+    <w:p>
+      <w:pPr>
+        <w:rPr>
+          <w:rFonts w:ascii="Times New Roman" w:hAnsi="Times New Roman" w:cs="Times New Roman"/>
+          <w:b/>
+          <w:noProof/>
+        </w:rPr>
+      </w:pPr>
+      <w:r>
+        <w:rPr>
+          <w:rFonts w:ascii="Times New Roman" w:hAnsi="Times New Roman" w:cs="Times New Roman"/>
+          <w:b/>
+          <w:noProof/>
+        </w:rPr>
+        <w:t xml:space="preserve">Exploratory Data Analysis using Python </w:t>
+      </w:r>
+    </w:p>
+    <w:p>
+      <w:pPr>
+        <w:rPr>
+          <w:rFonts w:ascii="Times New Roman" w:hAnsi="Times New Roman" w:cs="Times New Roman"/>
+          <w:noProof/>
+        </w:rPr>
+      </w:pPr>
+      <w:r>
+        <w:rPr>
+          <w:rFonts w:ascii="Times New Roman" w:hAnsi="Times New Roman" w:cs="Times New Roman"/>
+          <w:noProof/>
+        </w:rPr>
+        <w:t xml:space="preserve">We began with data preparation and cleaning in Python: </w:t>
+      </w:r>
+    </w:p>
+    <w:p>
+      <w:pPr>
+        <w:numPr>
+          <w:ilvl w:val="0"/>
+          <w:numId w:val="2"/>
+        </w:numPr>
+        <w:rPr>
+          <w:rFonts w:ascii="Times New Roman" w:hAnsi="Times New Roman" w:cs="Times New Roman"/>
+          <w:noProof/>
+        </w:rPr>
+      </w:pPr>
+      <w:r>
+        <w:rPr>
+          <w:rFonts w:ascii="Times New Roman" w:hAnsi="Times New Roman" w:cs="Times New Roman"/>
+          <w:b/>
+          <w:noProof/>
+        </w:rPr>
+        <w:t>Data Loading:</w:t>
+      </w:r>
+      <w:r>
+        <w:rPr>
+          <w:rFonts w:ascii="Times New Roman" w:hAnsi="Times New Roman" w:cs="Times New Roman"/>
+          <w:noProof/>
+        </w:rPr>
+        <w:t xml:space="preserve"> Imported the dataset using pandas. </w:t>
+      </w:r>
+    </w:p>
+    <w:p>
+      <w:pPr>
+        <w:numPr>
+          <w:ilvl w:val="0"/>
+          <w:numId w:val="2"/>
+        </w:numPr>
+        <w:rPr>
+          <w:rFonts w:ascii="Times New Roman" w:hAnsi="Times New Roman" w:cs="Times New Roman"/>
+          <w:noProof/>
+        </w:rPr>
+      </w:pPr>
+      <w:r>
+        <w:rPr>
+          <w:rFonts w:ascii="Times New Roman" w:hAnsi="Times New Roman" w:cs="Times New Roman"/>
+          <w:b/>
+          <w:noProof/>
+        </w:rPr>
+        <w:t>Initial Exploration:</w:t>
+      </w:r>
+      <w:r>
+        <w:rPr>
+          <w:rFonts w:ascii="Times New Roman" w:hAnsi="Times New Roman" w:cs="Times New Roman"/>
+          <w:noProof/>
+        </w:rPr>
+        <w:t xml:space="preserve"> Used df.info() to check structure and .describe() for summary statistics. </w:t>
+      </w:r>
+    </w:p>
+    <w:p>
+      <w:pPr>
+        <w:rPr>
+          <w:rFonts w:ascii="Times New Roman" w:hAnsi="Times New Roman" w:cs="Times New Roman"/>
+          <w:noProof/>
+        </w:rPr>
+      </w:pPr>
+      <w:r>
+        <w:rPr>
+          <w:rFonts w:ascii="Times New Roman" w:hAnsi="Times New Roman" w:cs="Times New Roman"/>
+          <w:noProof/>
+        </w:rPr>
+        <w:t xml:space="preserve">   </w:t>
       </w:r>
     </w:p>
     <w:p>
@@ -75,12 +334,7 @@
         <w:rPr>
           <w:noProof/>
         </w:rPr>
-        <w:t xml:space="preserve"> </w:t>
-      </w:r>
-      <w:r>
-        <w:rPr>
-          <w:noProof/>
-        </w:rPr>
+        <w:lastRenderedPageBreak/>
         <w:drawing>
           <wp:inline distT="0" distB="0" distL="0" distR="0" wp14:anchorId="76E6C361" wp14:editId="3AA5BCFA">
             <wp:extent cx="5731510" cy="4834890"/>
@@ -97,7 +351,7 @@
                     <pic:cNvPicPr/>
                   </pic:nvPicPr>
                   <pic:blipFill>
-                    <a:blip r:embed="rId4">
+                    <a:blip r:embed="rId5">
                       <a:extLst>
                         <a:ext uri="{28A0092B-C50C-407E-A947-70E740481C1C}">
                           <a14:useLocalDpi xmlns:a14="http://schemas.microsoft.com/office/drawing/2010/main" val="0"/>
@@ -150,7 +404,7 @@
                     <pic:cNvPicPr/>
                   </pic:nvPicPr>
                   <pic:blipFill>
-                    <a:blip r:embed="rId5">
+                    <a:blip r:embed="rId6">
                       <a:extLst>
                         <a:ext uri="{28A0092B-C50C-407E-A947-70E740481C1C}">
                           <a14:useLocalDpi xmlns:a14="http://schemas.microsoft.com/office/drawing/2010/main" val="0"/>
@@ -178,12 +432,453 @@
       </w:r>
     </w:p>
     <w:p/>
-    <w:p>
-      <w:r>
-        <w:rPr>
-          <w:noProof/>
+    <w:p/>
+    <w:p>
+      <w:pPr>
+        <w:numPr>
+          <w:ilvl w:val="0"/>
+          <w:numId w:val="2"/>
+        </w:numPr>
+        <w:rPr>
+          <w:rFonts w:ascii="Times New Roman" w:hAnsi="Times New Roman" w:cs="Times New Roman"/>
+        </w:rPr>
+      </w:pPr>
+      <w:r>
+        <w:rPr>
+          <w:rFonts w:ascii="Times New Roman" w:hAnsi="Times New Roman" w:cs="Times New Roman"/>
+          <w:b/>
+        </w:rPr>
+        <w:t>Missing Data Handling:</w:t>
+      </w:r>
+      <w:r>
+        <w:rPr>
+          <w:rFonts w:ascii="Times New Roman" w:hAnsi="Times New Roman" w:cs="Times New Roman"/>
+        </w:rPr>
+        <w:t xml:space="preserve"> Checked for null values and imputed missing values in the Review Rating column using the median rating of each product category. </w:t>
+      </w:r>
+    </w:p>
+    <w:p>
+      <w:pPr>
+        <w:rPr>
+          <w:rFonts w:ascii="Times New Roman" w:hAnsi="Times New Roman" w:cs="Times New Roman"/>
+        </w:rPr>
+      </w:pPr>
+      <w:r>
+        <w:rPr>
+          <w:rFonts w:ascii="Times New Roman" w:hAnsi="Times New Roman" w:cs="Times New Roman"/>
+        </w:rPr>
+        <w:t xml:space="preserve"> </w:t>
+      </w:r>
+    </w:p>
+    <w:p>
+      <w:pPr>
+        <w:numPr>
+          <w:ilvl w:val="0"/>
+          <w:numId w:val="2"/>
+        </w:numPr>
+        <w:rPr>
+          <w:rFonts w:ascii="Times New Roman" w:hAnsi="Times New Roman" w:cs="Times New Roman"/>
+        </w:rPr>
+      </w:pPr>
+      <w:r>
+        <w:rPr>
+          <w:rFonts w:ascii="Times New Roman" w:hAnsi="Times New Roman" w:cs="Times New Roman"/>
+          <w:b/>
+        </w:rPr>
+        <w:t>Column Standardization:</w:t>
+      </w:r>
+      <w:r>
+        <w:rPr>
+          <w:rFonts w:ascii="Times New Roman" w:hAnsi="Times New Roman" w:cs="Times New Roman"/>
+        </w:rPr>
+        <w:t xml:space="preserve"> Renamed columns to </w:t>
+      </w:r>
+      <w:r>
+        <w:rPr>
+          <w:rFonts w:ascii="Times New Roman" w:hAnsi="Times New Roman" w:cs="Times New Roman"/>
+          <w:b/>
+        </w:rPr>
+        <w:t>snake case</w:t>
+      </w:r>
+      <w:r>
+        <w:rPr>
+          <w:rFonts w:ascii="Times New Roman" w:hAnsi="Times New Roman" w:cs="Times New Roman"/>
+        </w:rPr>
+        <w:t xml:space="preserve"> for better readability and documentation. </w:t>
+      </w:r>
+    </w:p>
+    <w:p>
+      <w:pPr>
+        <w:rPr>
+          <w:rFonts w:ascii="Times New Roman" w:hAnsi="Times New Roman" w:cs="Times New Roman"/>
+        </w:rPr>
+      </w:pPr>
+      <w:r>
+        <w:rPr>
+          <w:rFonts w:ascii="Times New Roman" w:hAnsi="Times New Roman" w:cs="Times New Roman"/>
+        </w:rPr>
+        <w:t xml:space="preserve"> </w:t>
+      </w:r>
+    </w:p>
+    <w:p>
+      <w:pPr>
+        <w:numPr>
+          <w:ilvl w:val="0"/>
+          <w:numId w:val="2"/>
+        </w:numPr>
+        <w:rPr>
+          <w:rFonts w:ascii="Times New Roman" w:hAnsi="Times New Roman" w:cs="Times New Roman"/>
+        </w:rPr>
+      </w:pPr>
+      <w:r>
+        <w:rPr>
+          <w:rFonts w:ascii="Times New Roman" w:hAnsi="Times New Roman" w:cs="Times New Roman"/>
+          <w:b/>
+        </w:rPr>
+        <w:t xml:space="preserve">Feature Engineering: </w:t>
+      </w:r>
+    </w:p>
+    <w:p>
+      <w:pPr>
+        <w:rPr>
+          <w:rFonts w:ascii="Times New Roman" w:hAnsi="Times New Roman" w:cs="Times New Roman"/>
+        </w:rPr>
+      </w:pPr>
+      <w:r>
+        <w:rPr>
+          <w:rFonts w:ascii="Times New Roman" w:hAnsi="Times New Roman" w:cs="Times New Roman"/>
+          <w:b/>
+        </w:rPr>
+        <w:t xml:space="preserve"> </w:t>
+      </w:r>
+    </w:p>
+    <w:p>
+      <w:pPr>
+        <w:rPr>
+          <w:rFonts w:ascii="Times New Roman" w:hAnsi="Times New Roman" w:cs="Times New Roman"/>
+        </w:rPr>
+      </w:pPr>
+      <w:r>
+        <w:rPr>
+          <w:rFonts w:ascii="Times New Roman" w:hAnsi="Times New Roman" w:cs="Times New Roman"/>
+        </w:rPr>
+        <w:t xml:space="preserve">○ Created </w:t>
+      </w:r>
+      <w:proofErr w:type="spellStart"/>
+      <w:r>
+        <w:rPr>
+          <w:rFonts w:ascii="Times New Roman" w:hAnsi="Times New Roman" w:cs="Times New Roman"/>
+          <w:b/>
+        </w:rPr>
+        <w:t>scam_type</w:t>
+      </w:r>
+      <w:proofErr w:type="spellEnd"/>
+      <w:r>
+        <w:rPr>
+          <w:rFonts w:ascii="Times New Roman" w:hAnsi="Times New Roman" w:cs="Times New Roman"/>
+          <w:b/>
+        </w:rPr>
+        <w:t xml:space="preserve"> </w:t>
+      </w:r>
+      <w:r>
+        <w:rPr>
+          <w:rFonts w:ascii="Times New Roman" w:hAnsi="Times New Roman" w:cs="Times New Roman"/>
+        </w:rPr>
+        <w:t xml:space="preserve">column by binning </w:t>
+      </w:r>
+      <w:r>
+        <w:rPr>
+          <w:rFonts w:ascii="Times New Roman" w:hAnsi="Times New Roman" w:cs="Times New Roman"/>
+        </w:rPr>
+        <w:t>scams</w:t>
+      </w:r>
+      <w:r>
+        <w:rPr>
+          <w:rFonts w:ascii="Times New Roman" w:hAnsi="Times New Roman" w:cs="Times New Roman"/>
+        </w:rPr>
+        <w:t xml:space="preserve">. </w:t>
+      </w:r>
+    </w:p>
+    <w:p>
+      <w:pPr>
+        <w:rPr>
+          <w:rFonts w:ascii="Times New Roman" w:hAnsi="Times New Roman" w:cs="Times New Roman"/>
+        </w:rPr>
+      </w:pPr>
+      <w:r>
+        <w:rPr>
+          <w:rFonts w:ascii="Times New Roman" w:hAnsi="Times New Roman" w:cs="Times New Roman"/>
+        </w:rPr>
+        <w:t xml:space="preserve"> </w:t>
+      </w:r>
+    </w:p>
+    <w:p>
+      <w:pPr>
+        <w:pStyle w:val="ListParagraph"/>
+        <w:numPr>
+          <w:ilvl w:val="0"/>
+          <w:numId w:val="5"/>
+        </w:numPr>
+        <w:rPr>
+          <w:rFonts w:ascii="Times New Roman" w:hAnsi="Times New Roman" w:cs="Times New Roman"/>
+        </w:rPr>
+      </w:pPr>
+      <w:r>
+        <w:rPr>
+          <w:rFonts w:ascii="Times New Roman" w:hAnsi="Times New Roman" w:cs="Times New Roman"/>
+        </w:rPr>
+        <w:t xml:space="preserve">Created </w:t>
+      </w:r>
+      <w:proofErr w:type="spellStart"/>
+      <w:proofErr w:type="gramStart"/>
+      <w:r>
+        <w:rPr>
+          <w:rFonts w:ascii="Times New Roman" w:hAnsi="Times New Roman" w:cs="Times New Roman"/>
+        </w:rPr>
+        <w:t>sector,date</w:t>
+      </w:r>
+      <w:proofErr w:type="gramEnd"/>
+      <w:r>
+        <w:rPr>
+          <w:rFonts w:ascii="Times New Roman" w:hAnsi="Times New Roman" w:cs="Times New Roman"/>
+        </w:rPr>
+        <w:t>,city</w:t>
+      </w:r>
+      <w:proofErr w:type="spellEnd"/>
+      <w:r>
+        <w:rPr>
+          <w:rFonts w:ascii="Times New Roman" w:hAnsi="Times New Roman" w:cs="Times New Roman"/>
+        </w:rPr>
+        <w:t xml:space="preserve"> columns for easy to </w:t>
+      </w:r>
+      <w:proofErr w:type="spellStart"/>
+      <w:r>
+        <w:rPr>
+          <w:rFonts w:ascii="Times New Roman" w:hAnsi="Times New Roman" w:cs="Times New Roman"/>
+        </w:rPr>
+        <w:t>anal</w:t>
+      </w:r>
+      <w:r>
+        <w:rPr>
+          <w:rFonts w:ascii="Times New Roman" w:hAnsi="Times New Roman" w:cs="Times New Roman"/>
+        </w:rPr>
+        <w:t>yze</w:t>
+      </w:r>
+      <w:proofErr w:type="spellEnd"/>
+      <w:r>
+        <w:rPr>
+          <w:rFonts w:ascii="Times New Roman" w:hAnsi="Times New Roman" w:cs="Times New Roman"/>
+        </w:rPr>
+        <w:t xml:space="preserve"> the data</w:t>
+      </w:r>
+    </w:p>
+    <w:p>
+      <w:pPr>
+        <w:pStyle w:val="ListParagraph"/>
+        <w:numPr>
+          <w:ilvl w:val="0"/>
+          <w:numId w:val="5"/>
+        </w:numPr>
+        <w:rPr>
+          <w:rFonts w:ascii="Times New Roman" w:hAnsi="Times New Roman" w:cs="Times New Roman"/>
+        </w:rPr>
+      </w:pPr>
+      <w:proofErr w:type="spellStart"/>
+      <w:proofErr w:type="gramStart"/>
+      <w:r>
+        <w:rPr>
+          <w:rFonts w:ascii="Times New Roman" w:hAnsi="Times New Roman" w:cs="Times New Roman"/>
         </w:rPr>
         <w:lastRenderedPageBreak/>
+        <w:t>df.tail</w:t>
+      </w:r>
+      <w:proofErr w:type="spellEnd"/>
+      <w:proofErr w:type="gramEnd"/>
+      <w:r>
+        <w:rPr>
+          <w:rFonts w:ascii="Times New Roman" w:hAnsi="Times New Roman" w:cs="Times New Roman"/>
+        </w:rPr>
+        <w:t>()</w:t>
+      </w:r>
+    </w:p>
+    <w:p>
+      <w:pPr>
+        <w:pStyle w:val="ListParagraph"/>
+        <w:rPr>
+          <w:rFonts w:ascii="Times New Roman" w:hAnsi="Times New Roman" w:cs="Times New Roman"/>
+        </w:rPr>
+      </w:pPr>
+    </w:p>
+    <w:p>
+      <w:pPr>
+        <w:pStyle w:val="ListParagraph"/>
+        <w:rPr>
+          <w:rFonts w:ascii="Times New Roman" w:hAnsi="Times New Roman" w:cs="Times New Roman"/>
+        </w:rPr>
+      </w:pPr>
+    </w:p>
+    <w:p>
+      <w:pPr>
+        <w:rPr>
+          <w:rFonts w:ascii="Times New Roman" w:hAnsi="Times New Roman" w:cs="Times New Roman"/>
+          <w:b/>
+          <w:bCs/>
+        </w:rPr>
+      </w:pPr>
+      <w:r>
+        <w:rPr>
+          <w:rFonts w:ascii="Times New Roman" w:hAnsi="Times New Roman" w:cs="Times New Roman"/>
+          <w:b/>
+          <w:bCs/>
+        </w:rPr>
+        <w:t xml:space="preserve"> </w:t>
+      </w:r>
+      <w:r>
+        <w:rPr>
+          <w:rFonts w:ascii="Times New Roman" w:hAnsi="Times New Roman" w:cs="Times New Roman"/>
+          <w:b/>
+          <w:bCs/>
+        </w:rPr>
+        <w:t>Tools &amp; Technologies Used</w:t>
+      </w:r>
+    </w:p>
+    <w:p>
+      <w:pPr>
+        <w:pStyle w:val="ListParagraph"/>
+        <w:numPr>
+          <w:ilvl w:val="0"/>
+          <w:numId w:val="6"/>
+        </w:numPr>
+        <w:rPr>
+          <w:rFonts w:ascii="Times New Roman" w:hAnsi="Times New Roman" w:cs="Times New Roman"/>
+        </w:rPr>
+      </w:pPr>
+      <w:r>
+        <w:rPr>
+          <w:rFonts w:ascii="Times New Roman" w:hAnsi="Times New Roman" w:cs="Times New Roman"/>
+        </w:rPr>
+        <w:t>Python</w:t>
+      </w:r>
+    </w:p>
+    <w:p>
+      <w:pPr>
+        <w:pStyle w:val="ListParagraph"/>
+        <w:numPr>
+          <w:ilvl w:val="0"/>
+          <w:numId w:val="6"/>
+        </w:numPr>
+        <w:rPr>
+          <w:rFonts w:ascii="Times New Roman" w:hAnsi="Times New Roman" w:cs="Times New Roman"/>
+        </w:rPr>
+      </w:pPr>
+      <w:r>
+        <w:rPr>
+          <w:rFonts w:ascii="Times New Roman" w:hAnsi="Times New Roman" w:cs="Times New Roman"/>
+        </w:rPr>
+        <w:t>Pandas &amp; NumPy</w:t>
+      </w:r>
+    </w:p>
+    <w:p>
+      <w:pPr>
+        <w:pStyle w:val="ListParagraph"/>
+        <w:numPr>
+          <w:ilvl w:val="0"/>
+          <w:numId w:val="6"/>
+        </w:numPr>
+        <w:rPr>
+          <w:rFonts w:ascii="Times New Roman" w:hAnsi="Times New Roman" w:cs="Times New Roman"/>
+        </w:rPr>
+      </w:pPr>
+      <w:r>
+        <w:rPr>
+          <w:rFonts w:ascii="Times New Roman" w:hAnsi="Times New Roman" w:cs="Times New Roman"/>
+        </w:rPr>
+        <w:t>Matplotlib / Seaborn (for visualization)</w:t>
+      </w:r>
+    </w:p>
+    <w:p>
+      <w:pPr>
+        <w:pStyle w:val="ListParagraph"/>
+        <w:numPr>
+          <w:ilvl w:val="0"/>
+          <w:numId w:val="6"/>
+        </w:numPr>
+        <w:rPr>
+          <w:rFonts w:ascii="Times New Roman" w:hAnsi="Times New Roman" w:cs="Times New Roman"/>
+        </w:rPr>
+      </w:pPr>
+      <w:proofErr w:type="spellStart"/>
+      <w:r>
+        <w:rPr>
+          <w:rFonts w:ascii="Times New Roman" w:hAnsi="Times New Roman" w:cs="Times New Roman"/>
+        </w:rPr>
+        <w:t>Jupyter</w:t>
+      </w:r>
+      <w:proofErr w:type="spellEnd"/>
+      <w:r>
+        <w:rPr>
+          <w:rFonts w:ascii="Times New Roman" w:hAnsi="Times New Roman" w:cs="Times New Roman"/>
+        </w:rPr>
+        <w:t xml:space="preserve"> Noteboo</w:t>
+      </w:r>
+      <w:r>
+        <w:rPr>
+          <w:rFonts w:ascii="Times New Roman" w:hAnsi="Times New Roman" w:cs="Times New Roman"/>
+        </w:rPr>
+        <w:t>k</w:t>
+      </w:r>
+    </w:p>
+    <w:p>
+      <w:pPr>
+        <w:pStyle w:val="ListParagraph"/>
+        <w:numPr>
+          <w:ilvl w:val="0"/>
+          <w:numId w:val="6"/>
+        </w:numPr>
+        <w:rPr>
+          <w:rFonts w:ascii="Times New Roman" w:hAnsi="Times New Roman" w:cs="Times New Roman"/>
+        </w:rPr>
+      </w:pPr>
+      <w:r>
+        <w:rPr>
+          <w:rFonts w:ascii="Times New Roman" w:hAnsi="Times New Roman" w:cs="Times New Roman"/>
+        </w:rPr>
+        <w:t>MS Excel</w:t>
+      </w:r>
+    </w:p>
+    <w:p>
+      <w:pPr>
+        <w:pStyle w:val="ListParagraph"/>
+        <w:numPr>
+          <w:ilvl w:val="0"/>
+          <w:numId w:val="6"/>
+        </w:numPr>
+        <w:rPr>
+          <w:rFonts w:ascii="Times New Roman" w:hAnsi="Times New Roman" w:cs="Times New Roman"/>
+        </w:rPr>
+      </w:pPr>
+      <w:proofErr w:type="spellStart"/>
+      <w:r>
+        <w:rPr>
+          <w:rFonts w:ascii="Times New Roman" w:hAnsi="Times New Roman" w:cs="Times New Roman"/>
+        </w:rPr>
+        <w:t>PowerBI</w:t>
+      </w:r>
+      <w:proofErr w:type="spellEnd"/>
+    </w:p>
+    <w:p>
+      <w:pPr>
+        <w:pStyle w:val="ListParagraph"/>
+        <w:rPr>
+          <w:rFonts w:ascii="Times New Roman" w:hAnsi="Times New Roman" w:cs="Times New Roman"/>
+        </w:rPr>
+      </w:pPr>
+    </w:p>
+    <w:p>
+      <w:r>
+        <w:rPr>
+          <w:noProof/>
+        </w:rPr>
         <w:drawing>
           <wp:inline distT="0" distB="0" distL="0" distR="0" wp14:anchorId="6C3427DE" wp14:editId="5F75A690">
             <wp:extent cx="5731510" cy="4955540"/>
@@ -200,7 +895,7 @@
                     <pic:cNvPicPr/>
                   </pic:nvPicPr>
                   <pic:blipFill>
-                    <a:blip r:embed="rId6">
+                    <a:blip r:embed="rId7">
                       <a:extLst>
                         <a:ext uri="{28A0092B-C50C-407E-A947-70E740481C1C}">
                           <a14:useLocalDpi xmlns:a14="http://schemas.microsoft.com/office/drawing/2010/main" val="0"/>
@@ -250,7 +945,7 @@
                     <pic:cNvPicPr/>
                   </pic:nvPicPr>
                   <pic:blipFill>
-                    <a:blip r:embed="rId7">
+                    <a:blip r:embed="rId8">
                       <a:extLst>
                         <a:ext uri="{28A0092B-C50C-407E-A947-70E740481C1C}">
                           <a14:useLocalDpi xmlns:a14="http://schemas.microsoft.com/office/drawing/2010/main" val="0"/>
@@ -300,7 +995,7 @@
                     <pic:cNvPicPr/>
                   </pic:nvPicPr>
                   <pic:blipFill>
-                    <a:blip r:embed="rId8">
+                    <a:blip r:embed="rId9">
                       <a:extLst>
                         <a:ext uri="{28A0092B-C50C-407E-A947-70E740481C1C}">
                           <a14:useLocalDpi xmlns:a14="http://schemas.microsoft.com/office/drawing/2010/main" val="0"/>
@@ -350,7 +1045,7 @@
                     <pic:cNvPicPr/>
                   </pic:nvPicPr>
                   <pic:blipFill>
-                    <a:blip r:embed="rId9">
+                    <a:blip r:embed="rId10">
                       <a:extLst>
                         <a:ext uri="{28A0092B-C50C-407E-A947-70E740481C1C}">
                           <a14:useLocalDpi xmlns:a14="http://schemas.microsoft.com/office/drawing/2010/main" val="0"/>
@@ -399,7 +1094,7 @@
                     <pic:cNvPicPr/>
                   </pic:nvPicPr>
                   <pic:blipFill>
-                    <a:blip r:embed="rId10">
+                    <a:blip r:embed="rId11">
                       <a:extLst>
                         <a:ext uri="{28A0092B-C50C-407E-A947-70E740481C1C}">
                           <a14:useLocalDpi xmlns:a14="http://schemas.microsoft.com/office/drawing/2010/main" val="0"/>
@@ -464,7 +1159,7 @@
                     <pic:cNvPicPr/>
                   </pic:nvPicPr>
                   <pic:blipFill>
-                    <a:blip r:embed="rId11" cstate="print">
+                    <a:blip r:embed="rId12" cstate="print">
                       <a:extLst>
                         <a:ext uri="{28A0092B-C50C-407E-A947-70E740481C1C}">
                           <a14:useLocalDpi xmlns:a14="http://schemas.microsoft.com/office/drawing/2010/main" val="0"/>
@@ -561,7 +1256,7 @@
                     <pic:cNvPicPr/>
                   </pic:nvPicPr>
                   <pic:blipFill>
-                    <a:blip r:embed="rId12">
+                    <a:blip r:embed="rId13">
                       <a:extLst>
                         <a:ext uri="{28A0092B-C50C-407E-A947-70E740481C1C}">
                           <a14:useLocalDpi xmlns:a14="http://schemas.microsoft.com/office/drawing/2010/main" val="0"/>
@@ -588,6 +1283,7 @@
         </w:drawing>
       </w:r>
     </w:p>
+    <w:p/>
     <w:p>
       <w:r>
         <w:rPr>
@@ -610,7 +1306,7 @@
                     <pic:cNvPicPr/>
                   </pic:nvPicPr>
                   <pic:blipFill>
-                    <a:blip r:embed="rId13">
+                    <a:blip r:embed="rId14">
                       <a:extLst>
                         <a:ext uri="{28A0092B-C50C-407E-A947-70E740481C1C}">
                           <a14:useLocalDpi xmlns:a14="http://schemas.microsoft.com/office/drawing/2010/main" val="0"/>
@@ -637,6 +1333,250 @@
         </w:drawing>
       </w:r>
     </w:p>
+    <w:p/>
+    <w:p/>
+    <w:p>
+      <w:pPr>
+        <w:rPr>
+          <w:rFonts w:ascii="Times New Roman" w:hAnsi="Times New Roman" w:cs="Times New Roman"/>
+          <w:b/>
+          <w:bCs/>
+        </w:rPr>
+      </w:pPr>
+      <w:r>
+        <w:rPr>
+          <w:rFonts w:ascii="Times New Roman" w:hAnsi="Times New Roman" w:cs="Times New Roman"/>
+          <w:b/>
+          <w:bCs/>
+        </w:rPr>
+        <w:t>Key Analysis Performed</w:t>
+      </w:r>
+    </w:p>
+    <w:p>
+      <w:pPr>
+        <w:numPr>
+          <w:ilvl w:val="0"/>
+          <w:numId w:val="9"/>
+        </w:numPr>
+        <w:rPr>
+          <w:rFonts w:ascii="Times New Roman" w:hAnsi="Times New Roman" w:cs="Times New Roman"/>
+        </w:rPr>
+      </w:pPr>
+      <w:r>
+        <w:rPr>
+          <w:rFonts w:ascii="Times New Roman" w:hAnsi="Times New Roman" w:cs="Times New Roman"/>
+        </w:rPr>
+        <w:t>Data cleaning and preprocessing</w:t>
+      </w:r>
+    </w:p>
+    <w:p>
+      <w:pPr>
+        <w:numPr>
+          <w:ilvl w:val="0"/>
+          <w:numId w:val="9"/>
+        </w:numPr>
+        <w:rPr>
+          <w:rFonts w:ascii="Times New Roman" w:hAnsi="Times New Roman" w:cs="Times New Roman"/>
+        </w:rPr>
+      </w:pPr>
+      <w:r>
+        <w:rPr>
+          <w:rFonts w:ascii="Times New Roman" w:hAnsi="Times New Roman" w:cs="Times New Roman"/>
+        </w:rPr>
+        <w:t>Exploratory Data Analysis (EDA)</w:t>
+      </w:r>
+    </w:p>
+    <w:p>
+      <w:pPr>
+        <w:numPr>
+          <w:ilvl w:val="0"/>
+          <w:numId w:val="9"/>
+        </w:numPr>
+        <w:rPr>
+          <w:rFonts w:ascii="Times New Roman" w:hAnsi="Times New Roman" w:cs="Times New Roman"/>
+        </w:rPr>
+      </w:pPr>
+      <w:r>
+        <w:rPr>
+          <w:rFonts w:ascii="Times New Roman" w:hAnsi="Times New Roman" w:cs="Times New Roman"/>
+        </w:rPr>
+        <w:t>Scam frequency analysis by type and time</w:t>
+      </w:r>
+    </w:p>
+    <w:p>
+      <w:pPr>
+        <w:numPr>
+          <w:ilvl w:val="0"/>
+          <w:numId w:val="9"/>
+        </w:numPr>
+        <w:rPr>
+          <w:rFonts w:ascii="Times New Roman" w:hAnsi="Times New Roman" w:cs="Times New Roman"/>
+        </w:rPr>
+      </w:pPr>
+      <w:r>
+        <w:rPr>
+          <w:rFonts w:ascii="Times New Roman" w:hAnsi="Times New Roman" w:cs="Times New Roman"/>
+        </w:rPr>
+        <w:t>Identification of high-risk scam patterns</w:t>
+      </w:r>
+    </w:p>
+    <w:p>
+      <w:pPr>
+        <w:numPr>
+          <w:ilvl w:val="0"/>
+          <w:numId w:val="9"/>
+        </w:numPr>
+        <w:rPr>
+          <w:rFonts w:ascii="Times New Roman" w:hAnsi="Times New Roman" w:cs="Times New Roman"/>
+        </w:rPr>
+      </w:pPr>
+      <w:r>
+        <w:rPr>
+          <w:rFonts w:ascii="Times New Roman" w:hAnsi="Times New Roman" w:cs="Times New Roman"/>
+        </w:rPr>
+        <w:t>Visualization of scam trends and distributions</w:t>
+      </w:r>
+    </w:p>
+    <w:p>
+      <w:pPr>
+        <w:rPr>
+          <w:rFonts w:ascii="Times New Roman" w:hAnsi="Times New Roman" w:cs="Times New Roman"/>
+        </w:rPr>
+      </w:pPr>
+      <w:r>
+        <w:rPr>
+          <w:rFonts w:ascii="Times New Roman" w:hAnsi="Times New Roman" w:cs="Times New Roman"/>
+        </w:rPr>
+        <w:pict w14:anchorId="0BAB8B01">
+          <v:rect id="_x0000_i1064" style="width:0;height:1.5pt" o:hralign="center" o:hrstd="t" o:hr="t" fillcolor="#a0a0a0" stroked="f"/>
+        </w:pict>
+      </w:r>
+    </w:p>
+    <w:p>
+      <w:pPr>
+        <w:rPr>
+          <w:rFonts w:ascii="Times New Roman" w:hAnsi="Times New Roman" w:cs="Times New Roman"/>
+          <w:b/>
+          <w:bCs/>
+        </w:rPr>
+      </w:pPr>
+      <w:r>
+        <w:rPr>
+          <w:rFonts w:ascii="Times New Roman" w:hAnsi="Times New Roman" w:cs="Times New Roman"/>
+          <w:b/>
+          <w:bCs/>
+        </w:rPr>
+        <w:t>Outcome</w:t>
+      </w:r>
+    </w:p>
+    <w:p>
+      <w:pPr>
+        <w:numPr>
+          <w:ilvl w:val="0"/>
+          <w:numId w:val="10"/>
+        </w:numPr>
+        <w:rPr>
+          <w:rFonts w:ascii="Times New Roman" w:hAnsi="Times New Roman" w:cs="Times New Roman"/>
+        </w:rPr>
+      </w:pPr>
+      <w:r>
+        <w:rPr>
+          <w:rFonts w:ascii="Times New Roman" w:hAnsi="Times New Roman" w:cs="Times New Roman"/>
+        </w:rPr>
+        <w:t>Identified common scam categories and peak scam periods</w:t>
+      </w:r>
+    </w:p>
+    <w:p>
+      <w:pPr>
+        <w:numPr>
+          <w:ilvl w:val="0"/>
+          <w:numId w:val="10"/>
+        </w:numPr>
+        <w:rPr>
+          <w:rFonts w:ascii="Times New Roman" w:hAnsi="Times New Roman" w:cs="Times New Roman"/>
+        </w:rPr>
+      </w:pPr>
+      <w:r>
+        <w:rPr>
+          <w:rFonts w:ascii="Times New Roman" w:hAnsi="Times New Roman" w:cs="Times New Roman"/>
+        </w:rPr>
+        <w:t>Highlighted key factors contributing to scam incidents</w:t>
+      </w:r>
+    </w:p>
+    <w:p>
+      <w:pPr>
+        <w:numPr>
+          <w:ilvl w:val="0"/>
+          <w:numId w:val="10"/>
+        </w:numPr>
+        <w:rPr>
+          <w:rFonts w:ascii="Times New Roman" w:hAnsi="Times New Roman" w:cs="Times New Roman"/>
+        </w:rPr>
+      </w:pPr>
+      <w:r>
+        <w:rPr>
+          <w:rFonts w:ascii="Times New Roman" w:hAnsi="Times New Roman" w:cs="Times New Roman"/>
+        </w:rPr>
+        <w:lastRenderedPageBreak/>
+        <w:t>Provided insights that can help organizations and users recognize potential scams early</w:t>
+      </w:r>
+    </w:p>
+    <w:p>
+      <w:pPr>
+        <w:rPr>
+          <w:rFonts w:ascii="Times New Roman" w:hAnsi="Times New Roman" w:cs="Times New Roman"/>
+        </w:rPr>
+      </w:pPr>
+      <w:r>
+        <w:rPr>
+          <w:rFonts w:ascii="Times New Roman" w:hAnsi="Times New Roman" w:cs="Times New Roman"/>
+        </w:rPr>
+        <w:pict w14:anchorId="4F0051CC">
+          <v:rect id="_x0000_i1065" style="width:0;height:1.5pt" o:hralign="center" o:hrstd="t" o:hr="t" fillcolor="#a0a0a0" stroked="f"/>
+        </w:pict>
+      </w:r>
+    </w:p>
+    <w:p>
+      <w:pPr>
+        <w:rPr>
+          <w:rFonts w:ascii="Times New Roman" w:hAnsi="Times New Roman" w:cs="Times New Roman"/>
+          <w:b/>
+          <w:bCs/>
+        </w:rPr>
+      </w:pPr>
+      <w:r>
+        <w:rPr>
+          <w:rFonts w:ascii="Times New Roman" w:hAnsi="Times New Roman" w:cs="Times New Roman"/>
+          <w:b/>
+          <w:bCs/>
+        </w:rPr>
+        <w:t>Conclusion</w:t>
+      </w:r>
+    </w:p>
+    <w:p>
+      <w:pPr>
+        <w:rPr>
+          <w:rFonts w:ascii="Times New Roman" w:hAnsi="Times New Roman" w:cs="Times New Roman"/>
+        </w:rPr>
+      </w:pPr>
+      <w:r>
+        <w:rPr>
+          <w:rFonts w:ascii="Times New Roman" w:hAnsi="Times New Roman" w:cs="Times New Roman"/>
+        </w:rPr>
+        <w:t>This project demonstrates the practical application of data analysis techniques to real-world fraud detection problems. It strengthens analytical thinking, data handling, and visualization skills while addressing a critical cybersecurity and financial safety issue.</w:t>
+      </w:r>
+    </w:p>
+    <w:p>
+      <w:pPr>
+        <w:rPr>
+          <w:rFonts w:ascii="Times New Roman" w:hAnsi="Times New Roman" w:cs="Times New Roman"/>
+        </w:rPr>
+      </w:pPr>
+    </w:p>
+    <w:p/>
+    <w:p/>
+    <w:p/>
+    <w:p/>
     <w:sectPr>
       <w:pgSz w:w="11906" w:h="16838"/>
       <w:pgMar w:top="1440" w:right="1440" w:bottom="1440" w:left="1440" w:header="708" w:footer="708" w:gutter="0"/>
@@ -645,6 +1585,1540 @@
     </w:sectPr>
   </w:body>
 </w:document>
+</file>
+
+<file path=word/numbering.xml><?xml version="1.0" encoding="utf-8"?>
+<w:numbering xmlns:wpc="http://schemas.microsoft.com/office/word/2010/wordprocessingCanvas" xmlns:cx="http://schemas.microsoft.com/office/drawing/2014/chartex" xmlns:cx1="http://schemas.microsoft.com/office/drawing/2015/9/8/chartex" xmlns:cx2="http://schemas.microsoft.com/office/drawing/2015/10/21/chartex" xmlns:cx3="http://schemas.microsoft.com/office/drawing/2016/5/9/chartex" xmlns:cx4="http://schemas.microsoft.com/office/drawing/2016/5/10/chartex" xmlns:cx5="http://schemas.microsoft.com/office/drawing/2016/5/11/chartex" xmlns:cx6="http://schemas.microsoft.com/office/drawing/2016/5/12/chartex" xmlns:cx7="http://schemas.microsoft.com/office/drawing/2016/5/13/chartex" xmlns:cx8="http://schemas.microsoft.com/office/drawing/2016/5/14/chartex" xmlns:mc="http://schemas.openxmlformats.org/markup-compatibility/2006" xmlns:aink="http://schemas.microsoft.com/office/drawing/2016/ink" xmlns:am3d="http://schemas.microsoft.com/office/drawing/2017/model3d" xmlns:o="urn:schemas-microsoft-com:office:office" xmlns:oel="http://schemas.microsoft.com/office/2019/extlst" xmlns:r="http://schemas.openxmlformats.org/officeDocument/2006/relationships" xmlns:m="http://schemas.openxmlformats.org/officeDocument/2006/math" xmlns:v="urn:schemas-microsoft-com:vml" xmlns:wp14="http://schemas.microsoft.com/office/word/2010/wordprocessingDrawing" xmlns:wp="http://schemas.openxmlformats.org/drawingml/2006/wordprocessingDrawing" xmlns:w10="urn:schemas-microsoft-com:office:word" xmlns:w="http://schemas.openxmlformats.org/wordprocessingml/2006/main" xmlns:w14="http://schemas.microsoft.com/office/word/2010/wordml" xmlns:w15="http://schemas.microsoft.com/office/word/2012/wordml" xmlns:w16cex="http://schemas.microsoft.com/office/word/2018/wordml/cex" xmlns:w16cid="http://schemas.microsoft.com/office/word/2016/wordml/cid" xmlns:w16="http://schemas.microsoft.com/office/word/2018/wordml" xmlns:w16du="http://schemas.microsoft.com/office/word/2023/wordml/word16du" xmlns:w16sdtdh="http://schemas.microsoft.com/office/word/2020/wordml/sdtdatahash" xmlns:w16sdtfl="http://schemas.microsoft.com/office/word/2024/wordml/sdtformatlock" xmlns:w16se="http://schemas.microsoft.com/office/word/2015/wordml/symex" xmlns:wpg="http://schemas.microsoft.com/office/word/2010/wordprocessingGroup" xmlns:wpi="http://schemas.microsoft.com/office/word/2010/wordprocessingInk" xmlns:wne="http://schemas.microsoft.com/office/word/2006/wordml" xmlns:wps="http://schemas.microsoft.com/office/word/2010/wordprocessingShape" mc:Ignorable="w14 w15 w16se w16cid w16 w16cex w16sdtdh w16sdtfl w16du wp14">
+  <w:abstractNum w:abstractNumId="0" w15:restartNumberingAfterBreak="0">
+    <w:nsid w:val="00457AED"/>
+    <w:multiLevelType w:val="multilevel"/>
+    <w:tmpl w:val="5EE0526E"/>
+    <w:lvl w:ilvl="0">
+      <w:start w:val="1"/>
+      <w:numFmt w:val="bullet"/>
+      <w:lvlText w:val=""/>
+      <w:lvlJc w:val="left"/>
+      <w:pPr>
+        <w:tabs>
+          <w:tab w:val="num" w:pos="720"/>
+        </w:tabs>
+        <w:ind w:left="720" w:hanging="360"/>
+      </w:pPr>
+      <w:rPr>
+        <w:rFonts w:ascii="Symbol" w:hAnsi="Symbol" w:hint="default"/>
+        <w:sz w:val="20"/>
+      </w:rPr>
+    </w:lvl>
+    <w:lvl w:ilvl="1" w:tentative="1">
+      <w:start w:val="1"/>
+      <w:numFmt w:val="bullet"/>
+      <w:lvlText w:val="o"/>
+      <w:lvlJc w:val="left"/>
+      <w:pPr>
+        <w:tabs>
+          <w:tab w:val="num" w:pos="1440"/>
+        </w:tabs>
+        <w:ind w:left="1440" w:hanging="360"/>
+      </w:pPr>
+      <w:rPr>
+        <w:rFonts w:ascii="Courier New" w:hAnsi="Courier New" w:hint="default"/>
+        <w:sz w:val="20"/>
+      </w:rPr>
+    </w:lvl>
+    <w:lvl w:ilvl="2" w:tentative="1">
+      <w:start w:val="1"/>
+      <w:numFmt w:val="bullet"/>
+      <w:lvlText w:val=""/>
+      <w:lvlJc w:val="left"/>
+      <w:pPr>
+        <w:tabs>
+          <w:tab w:val="num" w:pos="2160"/>
+        </w:tabs>
+        <w:ind w:left="2160" w:hanging="360"/>
+      </w:pPr>
+      <w:rPr>
+        <w:rFonts w:ascii="Wingdings" w:hAnsi="Wingdings" w:hint="default"/>
+        <w:sz w:val="20"/>
+      </w:rPr>
+    </w:lvl>
+    <w:lvl w:ilvl="3" w:tentative="1">
+      <w:start w:val="1"/>
+      <w:numFmt w:val="bullet"/>
+      <w:lvlText w:val=""/>
+      <w:lvlJc w:val="left"/>
+      <w:pPr>
+        <w:tabs>
+          <w:tab w:val="num" w:pos="2880"/>
+        </w:tabs>
+        <w:ind w:left="2880" w:hanging="360"/>
+      </w:pPr>
+      <w:rPr>
+        <w:rFonts w:ascii="Wingdings" w:hAnsi="Wingdings" w:hint="default"/>
+        <w:sz w:val="20"/>
+      </w:rPr>
+    </w:lvl>
+    <w:lvl w:ilvl="4" w:tentative="1">
+      <w:start w:val="1"/>
+      <w:numFmt w:val="bullet"/>
+      <w:lvlText w:val=""/>
+      <w:lvlJc w:val="left"/>
+      <w:pPr>
+        <w:tabs>
+          <w:tab w:val="num" w:pos="3600"/>
+        </w:tabs>
+        <w:ind w:left="3600" w:hanging="360"/>
+      </w:pPr>
+      <w:rPr>
+        <w:rFonts w:ascii="Wingdings" w:hAnsi="Wingdings" w:hint="default"/>
+        <w:sz w:val="20"/>
+      </w:rPr>
+    </w:lvl>
+    <w:lvl w:ilvl="5" w:tentative="1">
+      <w:start w:val="1"/>
+      <w:numFmt w:val="bullet"/>
+      <w:lvlText w:val=""/>
+      <w:lvlJc w:val="left"/>
+      <w:pPr>
+        <w:tabs>
+          <w:tab w:val="num" w:pos="4320"/>
+        </w:tabs>
+        <w:ind w:left="4320" w:hanging="360"/>
+      </w:pPr>
+      <w:rPr>
+        <w:rFonts w:ascii="Wingdings" w:hAnsi="Wingdings" w:hint="default"/>
+        <w:sz w:val="20"/>
+      </w:rPr>
+    </w:lvl>
+    <w:lvl w:ilvl="6" w:tentative="1">
+      <w:start w:val="1"/>
+      <w:numFmt w:val="bullet"/>
+      <w:lvlText w:val=""/>
+      <w:lvlJc w:val="left"/>
+      <w:pPr>
+        <w:tabs>
+          <w:tab w:val="num" w:pos="5040"/>
+        </w:tabs>
+        <w:ind w:left="5040" w:hanging="360"/>
+      </w:pPr>
+      <w:rPr>
+        <w:rFonts w:ascii="Wingdings" w:hAnsi="Wingdings" w:hint="default"/>
+        <w:sz w:val="20"/>
+      </w:rPr>
+    </w:lvl>
+    <w:lvl w:ilvl="7" w:tentative="1">
+      <w:start w:val="1"/>
+      <w:numFmt w:val="bullet"/>
+      <w:lvlText w:val=""/>
+      <w:lvlJc w:val="left"/>
+      <w:pPr>
+        <w:tabs>
+          <w:tab w:val="num" w:pos="5760"/>
+        </w:tabs>
+        <w:ind w:left="5760" w:hanging="360"/>
+      </w:pPr>
+      <w:rPr>
+        <w:rFonts w:ascii="Wingdings" w:hAnsi="Wingdings" w:hint="default"/>
+        <w:sz w:val="20"/>
+      </w:rPr>
+    </w:lvl>
+    <w:lvl w:ilvl="8" w:tentative="1">
+      <w:start w:val="1"/>
+      <w:numFmt w:val="bullet"/>
+      <w:lvlText w:val=""/>
+      <w:lvlJc w:val="left"/>
+      <w:pPr>
+        <w:tabs>
+          <w:tab w:val="num" w:pos="6480"/>
+        </w:tabs>
+        <w:ind w:left="6480" w:hanging="360"/>
+      </w:pPr>
+      <w:rPr>
+        <w:rFonts w:ascii="Wingdings" w:hAnsi="Wingdings" w:hint="default"/>
+        <w:sz w:val="20"/>
+      </w:rPr>
+    </w:lvl>
+  </w:abstractNum>
+  <w:abstractNum w:abstractNumId="1" w15:restartNumberingAfterBreak="0">
+    <w:nsid w:val="0D291560"/>
+    <w:multiLevelType w:val="multilevel"/>
+    <w:tmpl w:val="75EE8C52"/>
+    <w:lvl w:ilvl="0">
+      <w:start w:val="1"/>
+      <w:numFmt w:val="bullet"/>
+      <w:lvlText w:val=""/>
+      <w:lvlJc w:val="left"/>
+      <w:pPr>
+        <w:tabs>
+          <w:tab w:val="num" w:pos="720"/>
+        </w:tabs>
+        <w:ind w:left="720" w:hanging="360"/>
+      </w:pPr>
+      <w:rPr>
+        <w:rFonts w:ascii="Symbol" w:hAnsi="Symbol" w:hint="default"/>
+        <w:sz w:val="20"/>
+      </w:rPr>
+    </w:lvl>
+    <w:lvl w:ilvl="1" w:tentative="1">
+      <w:start w:val="1"/>
+      <w:numFmt w:val="bullet"/>
+      <w:lvlText w:val="o"/>
+      <w:lvlJc w:val="left"/>
+      <w:pPr>
+        <w:tabs>
+          <w:tab w:val="num" w:pos="1440"/>
+        </w:tabs>
+        <w:ind w:left="1440" w:hanging="360"/>
+      </w:pPr>
+      <w:rPr>
+        <w:rFonts w:ascii="Courier New" w:hAnsi="Courier New" w:hint="default"/>
+        <w:sz w:val="20"/>
+      </w:rPr>
+    </w:lvl>
+    <w:lvl w:ilvl="2" w:tentative="1">
+      <w:start w:val="1"/>
+      <w:numFmt w:val="bullet"/>
+      <w:lvlText w:val=""/>
+      <w:lvlJc w:val="left"/>
+      <w:pPr>
+        <w:tabs>
+          <w:tab w:val="num" w:pos="2160"/>
+        </w:tabs>
+        <w:ind w:left="2160" w:hanging="360"/>
+      </w:pPr>
+      <w:rPr>
+        <w:rFonts w:ascii="Wingdings" w:hAnsi="Wingdings" w:hint="default"/>
+        <w:sz w:val="20"/>
+      </w:rPr>
+    </w:lvl>
+    <w:lvl w:ilvl="3" w:tentative="1">
+      <w:start w:val="1"/>
+      <w:numFmt w:val="bullet"/>
+      <w:lvlText w:val=""/>
+      <w:lvlJc w:val="left"/>
+      <w:pPr>
+        <w:tabs>
+          <w:tab w:val="num" w:pos="2880"/>
+        </w:tabs>
+        <w:ind w:left="2880" w:hanging="360"/>
+      </w:pPr>
+      <w:rPr>
+        <w:rFonts w:ascii="Wingdings" w:hAnsi="Wingdings" w:hint="default"/>
+        <w:sz w:val="20"/>
+      </w:rPr>
+    </w:lvl>
+    <w:lvl w:ilvl="4" w:tentative="1">
+      <w:start w:val="1"/>
+      <w:numFmt w:val="bullet"/>
+      <w:lvlText w:val=""/>
+      <w:lvlJc w:val="left"/>
+      <w:pPr>
+        <w:tabs>
+          <w:tab w:val="num" w:pos="3600"/>
+        </w:tabs>
+        <w:ind w:left="3600" w:hanging="360"/>
+      </w:pPr>
+      <w:rPr>
+        <w:rFonts w:ascii="Wingdings" w:hAnsi="Wingdings" w:hint="default"/>
+        <w:sz w:val="20"/>
+      </w:rPr>
+    </w:lvl>
+    <w:lvl w:ilvl="5" w:tentative="1">
+      <w:start w:val="1"/>
+      <w:numFmt w:val="bullet"/>
+      <w:lvlText w:val=""/>
+      <w:lvlJc w:val="left"/>
+      <w:pPr>
+        <w:tabs>
+          <w:tab w:val="num" w:pos="4320"/>
+        </w:tabs>
+        <w:ind w:left="4320" w:hanging="360"/>
+      </w:pPr>
+      <w:rPr>
+        <w:rFonts w:ascii="Wingdings" w:hAnsi="Wingdings" w:hint="default"/>
+        <w:sz w:val="20"/>
+      </w:rPr>
+    </w:lvl>
+    <w:lvl w:ilvl="6" w:tentative="1">
+      <w:start w:val="1"/>
+      <w:numFmt w:val="bullet"/>
+      <w:lvlText w:val=""/>
+      <w:lvlJc w:val="left"/>
+      <w:pPr>
+        <w:tabs>
+          <w:tab w:val="num" w:pos="5040"/>
+        </w:tabs>
+        <w:ind w:left="5040" w:hanging="360"/>
+      </w:pPr>
+      <w:rPr>
+        <w:rFonts w:ascii="Wingdings" w:hAnsi="Wingdings" w:hint="default"/>
+        <w:sz w:val="20"/>
+      </w:rPr>
+    </w:lvl>
+    <w:lvl w:ilvl="7" w:tentative="1">
+      <w:start w:val="1"/>
+      <w:numFmt w:val="bullet"/>
+      <w:lvlText w:val=""/>
+      <w:lvlJc w:val="left"/>
+      <w:pPr>
+        <w:tabs>
+          <w:tab w:val="num" w:pos="5760"/>
+        </w:tabs>
+        <w:ind w:left="5760" w:hanging="360"/>
+      </w:pPr>
+      <w:rPr>
+        <w:rFonts w:ascii="Wingdings" w:hAnsi="Wingdings" w:hint="default"/>
+        <w:sz w:val="20"/>
+      </w:rPr>
+    </w:lvl>
+    <w:lvl w:ilvl="8" w:tentative="1">
+      <w:start w:val="1"/>
+      <w:numFmt w:val="bullet"/>
+      <w:lvlText w:val=""/>
+      <w:lvlJc w:val="left"/>
+      <w:pPr>
+        <w:tabs>
+          <w:tab w:val="num" w:pos="6480"/>
+        </w:tabs>
+        <w:ind w:left="6480" w:hanging="360"/>
+      </w:pPr>
+      <w:rPr>
+        <w:rFonts w:ascii="Wingdings" w:hAnsi="Wingdings" w:hint="default"/>
+        <w:sz w:val="20"/>
+      </w:rPr>
+    </w:lvl>
+  </w:abstractNum>
+  <w:abstractNum w:abstractNumId="2" w15:restartNumberingAfterBreak="0">
+    <w:nsid w:val="0D936E17"/>
+    <w:multiLevelType w:val="hybridMultilevel"/>
+    <w:tmpl w:val="8CC4E46E"/>
+    <w:lvl w:ilvl="0" w:tplc="40090001">
+      <w:start w:val="1"/>
+      <w:numFmt w:val="bullet"/>
+      <w:lvlText w:val=""/>
+      <w:lvlJc w:val="left"/>
+      <w:pPr>
+        <w:ind w:left="720" w:hanging="360"/>
+      </w:pPr>
+      <w:rPr>
+        <w:rFonts w:ascii="Symbol" w:hAnsi="Symbol" w:hint="default"/>
+      </w:rPr>
+    </w:lvl>
+    <w:lvl w:ilvl="1" w:tplc="40090003" w:tentative="1">
+      <w:start w:val="1"/>
+      <w:numFmt w:val="bullet"/>
+      <w:lvlText w:val="o"/>
+      <w:lvlJc w:val="left"/>
+      <w:pPr>
+        <w:ind w:left="1440" w:hanging="360"/>
+      </w:pPr>
+      <w:rPr>
+        <w:rFonts w:ascii="Courier New" w:hAnsi="Courier New" w:cs="Courier New" w:hint="default"/>
+      </w:rPr>
+    </w:lvl>
+    <w:lvl w:ilvl="2" w:tplc="40090005" w:tentative="1">
+      <w:start w:val="1"/>
+      <w:numFmt w:val="bullet"/>
+      <w:lvlText w:val=""/>
+      <w:lvlJc w:val="left"/>
+      <w:pPr>
+        <w:ind w:left="2160" w:hanging="360"/>
+      </w:pPr>
+      <w:rPr>
+        <w:rFonts w:ascii="Wingdings" w:hAnsi="Wingdings" w:hint="default"/>
+      </w:rPr>
+    </w:lvl>
+    <w:lvl w:ilvl="3" w:tplc="40090001" w:tentative="1">
+      <w:start w:val="1"/>
+      <w:numFmt w:val="bullet"/>
+      <w:lvlText w:val=""/>
+      <w:lvlJc w:val="left"/>
+      <w:pPr>
+        <w:ind w:left="2880" w:hanging="360"/>
+      </w:pPr>
+      <w:rPr>
+        <w:rFonts w:ascii="Symbol" w:hAnsi="Symbol" w:hint="default"/>
+      </w:rPr>
+    </w:lvl>
+    <w:lvl w:ilvl="4" w:tplc="40090003" w:tentative="1">
+      <w:start w:val="1"/>
+      <w:numFmt w:val="bullet"/>
+      <w:lvlText w:val="o"/>
+      <w:lvlJc w:val="left"/>
+      <w:pPr>
+        <w:ind w:left="3600" w:hanging="360"/>
+      </w:pPr>
+      <w:rPr>
+        <w:rFonts w:ascii="Courier New" w:hAnsi="Courier New" w:cs="Courier New" w:hint="default"/>
+      </w:rPr>
+    </w:lvl>
+    <w:lvl w:ilvl="5" w:tplc="40090005" w:tentative="1">
+      <w:start w:val="1"/>
+      <w:numFmt w:val="bullet"/>
+      <w:lvlText w:val=""/>
+      <w:lvlJc w:val="left"/>
+      <w:pPr>
+        <w:ind w:left="4320" w:hanging="360"/>
+      </w:pPr>
+      <w:rPr>
+        <w:rFonts w:ascii="Wingdings" w:hAnsi="Wingdings" w:hint="default"/>
+      </w:rPr>
+    </w:lvl>
+    <w:lvl w:ilvl="6" w:tplc="40090001" w:tentative="1">
+      <w:start w:val="1"/>
+      <w:numFmt w:val="bullet"/>
+      <w:lvlText w:val=""/>
+      <w:lvlJc w:val="left"/>
+      <w:pPr>
+        <w:ind w:left="5040" w:hanging="360"/>
+      </w:pPr>
+      <w:rPr>
+        <w:rFonts w:ascii="Symbol" w:hAnsi="Symbol" w:hint="default"/>
+      </w:rPr>
+    </w:lvl>
+    <w:lvl w:ilvl="7" w:tplc="40090003" w:tentative="1">
+      <w:start w:val="1"/>
+      <w:numFmt w:val="bullet"/>
+      <w:lvlText w:val="o"/>
+      <w:lvlJc w:val="left"/>
+      <w:pPr>
+        <w:ind w:left="5760" w:hanging="360"/>
+      </w:pPr>
+      <w:rPr>
+        <w:rFonts w:ascii="Courier New" w:hAnsi="Courier New" w:cs="Courier New" w:hint="default"/>
+      </w:rPr>
+    </w:lvl>
+    <w:lvl w:ilvl="8" w:tplc="40090005" w:tentative="1">
+      <w:start w:val="1"/>
+      <w:numFmt w:val="bullet"/>
+      <w:lvlText w:val=""/>
+      <w:lvlJc w:val="left"/>
+      <w:pPr>
+        <w:ind w:left="6480" w:hanging="360"/>
+      </w:pPr>
+      <w:rPr>
+        <w:rFonts w:ascii="Wingdings" w:hAnsi="Wingdings" w:hint="default"/>
+      </w:rPr>
+    </w:lvl>
+  </w:abstractNum>
+  <w:abstractNum w:abstractNumId="3" w15:restartNumberingAfterBreak="0">
+    <w:nsid w:val="15EE0A5A"/>
+    <w:multiLevelType w:val="hybridMultilevel"/>
+    <w:tmpl w:val="8DDCB4B4"/>
+    <w:lvl w:ilvl="0" w:tplc="4009000F">
+      <w:start w:val="1"/>
+      <w:numFmt w:val="decimal"/>
+      <w:lvlText w:val="%1."/>
+      <w:lvlJc w:val="left"/>
+      <w:pPr>
+        <w:ind w:left="720" w:hanging="360"/>
+      </w:pPr>
+    </w:lvl>
+    <w:lvl w:ilvl="1" w:tplc="40090019" w:tentative="1">
+      <w:start w:val="1"/>
+      <w:numFmt w:val="lowerLetter"/>
+      <w:lvlText w:val="%2."/>
+      <w:lvlJc w:val="left"/>
+      <w:pPr>
+        <w:ind w:left="1440" w:hanging="360"/>
+      </w:pPr>
+    </w:lvl>
+    <w:lvl w:ilvl="2" w:tplc="4009001B" w:tentative="1">
+      <w:start w:val="1"/>
+      <w:numFmt w:val="lowerRoman"/>
+      <w:lvlText w:val="%3."/>
+      <w:lvlJc w:val="right"/>
+      <w:pPr>
+        <w:ind w:left="2160" w:hanging="180"/>
+      </w:pPr>
+    </w:lvl>
+    <w:lvl w:ilvl="3" w:tplc="4009000F" w:tentative="1">
+      <w:start w:val="1"/>
+      <w:numFmt w:val="decimal"/>
+      <w:lvlText w:val="%4."/>
+      <w:lvlJc w:val="left"/>
+      <w:pPr>
+        <w:ind w:left="2880" w:hanging="360"/>
+      </w:pPr>
+    </w:lvl>
+    <w:lvl w:ilvl="4" w:tplc="40090019" w:tentative="1">
+      <w:start w:val="1"/>
+      <w:numFmt w:val="lowerLetter"/>
+      <w:lvlText w:val="%5."/>
+      <w:lvlJc w:val="left"/>
+      <w:pPr>
+        <w:ind w:left="3600" w:hanging="360"/>
+      </w:pPr>
+    </w:lvl>
+    <w:lvl w:ilvl="5" w:tplc="4009001B" w:tentative="1">
+      <w:start w:val="1"/>
+      <w:numFmt w:val="lowerRoman"/>
+      <w:lvlText w:val="%6."/>
+      <w:lvlJc w:val="right"/>
+      <w:pPr>
+        <w:ind w:left="4320" w:hanging="180"/>
+      </w:pPr>
+    </w:lvl>
+    <w:lvl w:ilvl="6" w:tplc="4009000F" w:tentative="1">
+      <w:start w:val="1"/>
+      <w:numFmt w:val="decimal"/>
+      <w:lvlText w:val="%7."/>
+      <w:lvlJc w:val="left"/>
+      <w:pPr>
+        <w:ind w:left="5040" w:hanging="360"/>
+      </w:pPr>
+    </w:lvl>
+    <w:lvl w:ilvl="7" w:tplc="40090019" w:tentative="1">
+      <w:start w:val="1"/>
+      <w:numFmt w:val="lowerLetter"/>
+      <w:lvlText w:val="%8."/>
+      <w:lvlJc w:val="left"/>
+      <w:pPr>
+        <w:ind w:left="5760" w:hanging="360"/>
+      </w:pPr>
+    </w:lvl>
+    <w:lvl w:ilvl="8" w:tplc="4009001B" w:tentative="1">
+      <w:start w:val="1"/>
+      <w:numFmt w:val="lowerRoman"/>
+      <w:lvlText w:val="%9."/>
+      <w:lvlJc w:val="right"/>
+      <w:pPr>
+        <w:ind w:left="6480" w:hanging="180"/>
+      </w:pPr>
+    </w:lvl>
+  </w:abstractNum>
+  <w:abstractNum w:abstractNumId="4" w15:restartNumberingAfterBreak="0">
+    <w:nsid w:val="1D4049D6"/>
+    <w:multiLevelType w:val="multilevel"/>
+    <w:tmpl w:val="B0F64246"/>
+    <w:lvl w:ilvl="0">
+      <w:start w:val="1"/>
+      <w:numFmt w:val="bullet"/>
+      <w:lvlText w:val=""/>
+      <w:lvlJc w:val="left"/>
+      <w:pPr>
+        <w:tabs>
+          <w:tab w:val="num" w:pos="720"/>
+        </w:tabs>
+        <w:ind w:left="720" w:hanging="360"/>
+      </w:pPr>
+      <w:rPr>
+        <w:rFonts w:ascii="Symbol" w:hAnsi="Symbol" w:hint="default"/>
+        <w:sz w:val="20"/>
+      </w:rPr>
+    </w:lvl>
+    <w:lvl w:ilvl="1" w:tentative="1">
+      <w:start w:val="1"/>
+      <w:numFmt w:val="bullet"/>
+      <w:lvlText w:val="o"/>
+      <w:lvlJc w:val="left"/>
+      <w:pPr>
+        <w:tabs>
+          <w:tab w:val="num" w:pos="1440"/>
+        </w:tabs>
+        <w:ind w:left="1440" w:hanging="360"/>
+      </w:pPr>
+      <w:rPr>
+        <w:rFonts w:ascii="Courier New" w:hAnsi="Courier New" w:hint="default"/>
+        <w:sz w:val="20"/>
+      </w:rPr>
+    </w:lvl>
+    <w:lvl w:ilvl="2" w:tentative="1">
+      <w:start w:val="1"/>
+      <w:numFmt w:val="bullet"/>
+      <w:lvlText w:val=""/>
+      <w:lvlJc w:val="left"/>
+      <w:pPr>
+        <w:tabs>
+          <w:tab w:val="num" w:pos="2160"/>
+        </w:tabs>
+        <w:ind w:left="2160" w:hanging="360"/>
+      </w:pPr>
+      <w:rPr>
+        <w:rFonts w:ascii="Wingdings" w:hAnsi="Wingdings" w:hint="default"/>
+        <w:sz w:val="20"/>
+      </w:rPr>
+    </w:lvl>
+    <w:lvl w:ilvl="3" w:tentative="1">
+      <w:start w:val="1"/>
+      <w:numFmt w:val="bullet"/>
+      <w:lvlText w:val=""/>
+      <w:lvlJc w:val="left"/>
+      <w:pPr>
+        <w:tabs>
+          <w:tab w:val="num" w:pos="2880"/>
+        </w:tabs>
+        <w:ind w:left="2880" w:hanging="360"/>
+      </w:pPr>
+      <w:rPr>
+        <w:rFonts w:ascii="Wingdings" w:hAnsi="Wingdings" w:hint="default"/>
+        <w:sz w:val="20"/>
+      </w:rPr>
+    </w:lvl>
+    <w:lvl w:ilvl="4" w:tentative="1">
+      <w:start w:val="1"/>
+      <w:numFmt w:val="bullet"/>
+      <w:lvlText w:val=""/>
+      <w:lvlJc w:val="left"/>
+      <w:pPr>
+        <w:tabs>
+          <w:tab w:val="num" w:pos="3600"/>
+        </w:tabs>
+        <w:ind w:left="3600" w:hanging="360"/>
+      </w:pPr>
+      <w:rPr>
+        <w:rFonts w:ascii="Wingdings" w:hAnsi="Wingdings" w:hint="default"/>
+        <w:sz w:val="20"/>
+      </w:rPr>
+    </w:lvl>
+    <w:lvl w:ilvl="5" w:tentative="1">
+      <w:start w:val="1"/>
+      <w:numFmt w:val="bullet"/>
+      <w:lvlText w:val=""/>
+      <w:lvlJc w:val="left"/>
+      <w:pPr>
+        <w:tabs>
+          <w:tab w:val="num" w:pos="4320"/>
+        </w:tabs>
+        <w:ind w:left="4320" w:hanging="360"/>
+      </w:pPr>
+      <w:rPr>
+        <w:rFonts w:ascii="Wingdings" w:hAnsi="Wingdings" w:hint="default"/>
+        <w:sz w:val="20"/>
+      </w:rPr>
+    </w:lvl>
+    <w:lvl w:ilvl="6" w:tentative="1">
+      <w:start w:val="1"/>
+      <w:numFmt w:val="bullet"/>
+      <w:lvlText w:val=""/>
+      <w:lvlJc w:val="left"/>
+      <w:pPr>
+        <w:tabs>
+          <w:tab w:val="num" w:pos="5040"/>
+        </w:tabs>
+        <w:ind w:left="5040" w:hanging="360"/>
+      </w:pPr>
+      <w:rPr>
+        <w:rFonts w:ascii="Wingdings" w:hAnsi="Wingdings" w:hint="default"/>
+        <w:sz w:val="20"/>
+      </w:rPr>
+    </w:lvl>
+    <w:lvl w:ilvl="7" w:tentative="1">
+      <w:start w:val="1"/>
+      <w:numFmt w:val="bullet"/>
+      <w:lvlText w:val=""/>
+      <w:lvlJc w:val="left"/>
+      <w:pPr>
+        <w:tabs>
+          <w:tab w:val="num" w:pos="5760"/>
+        </w:tabs>
+        <w:ind w:left="5760" w:hanging="360"/>
+      </w:pPr>
+      <w:rPr>
+        <w:rFonts w:ascii="Wingdings" w:hAnsi="Wingdings" w:hint="default"/>
+        <w:sz w:val="20"/>
+      </w:rPr>
+    </w:lvl>
+    <w:lvl w:ilvl="8" w:tentative="1">
+      <w:start w:val="1"/>
+      <w:numFmt w:val="bullet"/>
+      <w:lvlText w:val=""/>
+      <w:lvlJc w:val="left"/>
+      <w:pPr>
+        <w:tabs>
+          <w:tab w:val="num" w:pos="6480"/>
+        </w:tabs>
+        <w:ind w:left="6480" w:hanging="360"/>
+      </w:pPr>
+      <w:rPr>
+        <w:rFonts w:ascii="Wingdings" w:hAnsi="Wingdings" w:hint="default"/>
+        <w:sz w:val="20"/>
+      </w:rPr>
+    </w:lvl>
+  </w:abstractNum>
+  <w:abstractNum w:abstractNumId="5" w15:restartNumberingAfterBreak="0">
+    <w:nsid w:val="1DDC4269"/>
+    <w:multiLevelType w:val="hybridMultilevel"/>
+    <w:tmpl w:val="1A908D98"/>
+    <w:lvl w:ilvl="0" w:tplc="8D4076BC">
+      <w:start w:val="1"/>
+      <w:numFmt w:val="bullet"/>
+      <w:lvlText w:val="-"/>
+      <w:lvlJc w:val="left"/>
+      <w:pPr>
+        <w:ind w:left="134" w:firstLine="0"/>
+      </w:pPr>
+      <w:rPr>
+        <w:rFonts w:ascii="Arial" w:eastAsia="Arial" w:hAnsi="Arial" w:cs="Arial"/>
+        <w:b w:val="0"/>
+        <w:i w:val="0"/>
+        <w:strike w:val="0"/>
+        <w:dstrike w:val="0"/>
+        <w:color w:val="000000"/>
+        <w:sz w:val="22"/>
+        <w:szCs w:val="22"/>
+        <w:u w:val="none" w:color="000000"/>
+        <w:effect w:val="none"/>
+        <w:bdr w:val="none" w:sz="0" w:space="0" w:color="auto" w:frame="1"/>
+        <w:vertAlign w:val="baseline"/>
+      </w:rPr>
+    </w:lvl>
+    <w:lvl w:ilvl="1" w:tplc="74EE6D28">
+      <w:start w:val="1"/>
+      <w:numFmt w:val="bullet"/>
+      <w:lvlText w:val="o"/>
+      <w:lvlJc w:val="left"/>
+      <w:pPr>
+        <w:ind w:left="1153" w:firstLine="0"/>
+      </w:pPr>
+      <w:rPr>
+        <w:rFonts w:ascii="Arial" w:eastAsia="Arial" w:hAnsi="Arial" w:cs="Arial"/>
+        <w:b w:val="0"/>
+        <w:i w:val="0"/>
+        <w:strike w:val="0"/>
+        <w:dstrike w:val="0"/>
+        <w:color w:val="000000"/>
+        <w:sz w:val="22"/>
+        <w:szCs w:val="22"/>
+        <w:u w:val="none" w:color="000000"/>
+        <w:effect w:val="none"/>
+        <w:bdr w:val="none" w:sz="0" w:space="0" w:color="auto" w:frame="1"/>
+        <w:vertAlign w:val="baseline"/>
+      </w:rPr>
+    </w:lvl>
+    <w:lvl w:ilvl="2" w:tplc="2730E6C2">
+      <w:start w:val="1"/>
+      <w:numFmt w:val="bullet"/>
+      <w:lvlText w:val="▪"/>
+      <w:lvlJc w:val="left"/>
+      <w:pPr>
+        <w:ind w:left="1873" w:firstLine="0"/>
+      </w:pPr>
+      <w:rPr>
+        <w:rFonts w:ascii="Arial" w:eastAsia="Arial" w:hAnsi="Arial" w:cs="Arial"/>
+        <w:b w:val="0"/>
+        <w:i w:val="0"/>
+        <w:strike w:val="0"/>
+        <w:dstrike w:val="0"/>
+        <w:color w:val="000000"/>
+        <w:sz w:val="22"/>
+        <w:szCs w:val="22"/>
+        <w:u w:val="none" w:color="000000"/>
+        <w:effect w:val="none"/>
+        <w:bdr w:val="none" w:sz="0" w:space="0" w:color="auto" w:frame="1"/>
+        <w:vertAlign w:val="baseline"/>
+      </w:rPr>
+    </w:lvl>
+    <w:lvl w:ilvl="3" w:tplc="671AD3CE">
+      <w:start w:val="1"/>
+      <w:numFmt w:val="bullet"/>
+      <w:lvlText w:val="•"/>
+      <w:lvlJc w:val="left"/>
+      <w:pPr>
+        <w:ind w:left="2593" w:firstLine="0"/>
+      </w:pPr>
+      <w:rPr>
+        <w:rFonts w:ascii="Arial" w:eastAsia="Arial" w:hAnsi="Arial" w:cs="Arial"/>
+        <w:b w:val="0"/>
+        <w:i w:val="0"/>
+        <w:strike w:val="0"/>
+        <w:dstrike w:val="0"/>
+        <w:color w:val="000000"/>
+        <w:sz w:val="22"/>
+        <w:szCs w:val="22"/>
+        <w:u w:val="none" w:color="000000"/>
+        <w:effect w:val="none"/>
+        <w:bdr w:val="none" w:sz="0" w:space="0" w:color="auto" w:frame="1"/>
+        <w:vertAlign w:val="baseline"/>
+      </w:rPr>
+    </w:lvl>
+    <w:lvl w:ilvl="4" w:tplc="3D6A8178">
+      <w:start w:val="1"/>
+      <w:numFmt w:val="bullet"/>
+      <w:lvlText w:val="o"/>
+      <w:lvlJc w:val="left"/>
+      <w:pPr>
+        <w:ind w:left="3313" w:firstLine="0"/>
+      </w:pPr>
+      <w:rPr>
+        <w:rFonts w:ascii="Arial" w:eastAsia="Arial" w:hAnsi="Arial" w:cs="Arial"/>
+        <w:b w:val="0"/>
+        <w:i w:val="0"/>
+        <w:strike w:val="0"/>
+        <w:dstrike w:val="0"/>
+        <w:color w:val="000000"/>
+        <w:sz w:val="22"/>
+        <w:szCs w:val="22"/>
+        <w:u w:val="none" w:color="000000"/>
+        <w:effect w:val="none"/>
+        <w:bdr w:val="none" w:sz="0" w:space="0" w:color="auto" w:frame="1"/>
+        <w:vertAlign w:val="baseline"/>
+      </w:rPr>
+    </w:lvl>
+    <w:lvl w:ilvl="5" w:tplc="78A023D6">
+      <w:start w:val="1"/>
+      <w:numFmt w:val="bullet"/>
+      <w:lvlText w:val="▪"/>
+      <w:lvlJc w:val="left"/>
+      <w:pPr>
+        <w:ind w:left="4033" w:firstLine="0"/>
+      </w:pPr>
+      <w:rPr>
+        <w:rFonts w:ascii="Arial" w:eastAsia="Arial" w:hAnsi="Arial" w:cs="Arial"/>
+        <w:b w:val="0"/>
+        <w:i w:val="0"/>
+        <w:strike w:val="0"/>
+        <w:dstrike w:val="0"/>
+        <w:color w:val="000000"/>
+        <w:sz w:val="22"/>
+        <w:szCs w:val="22"/>
+        <w:u w:val="none" w:color="000000"/>
+        <w:effect w:val="none"/>
+        <w:bdr w:val="none" w:sz="0" w:space="0" w:color="auto" w:frame="1"/>
+        <w:vertAlign w:val="baseline"/>
+      </w:rPr>
+    </w:lvl>
+    <w:lvl w:ilvl="6" w:tplc="31363DE8">
+      <w:start w:val="1"/>
+      <w:numFmt w:val="bullet"/>
+      <w:lvlText w:val="•"/>
+      <w:lvlJc w:val="left"/>
+      <w:pPr>
+        <w:ind w:left="4753" w:firstLine="0"/>
+      </w:pPr>
+      <w:rPr>
+        <w:rFonts w:ascii="Arial" w:eastAsia="Arial" w:hAnsi="Arial" w:cs="Arial"/>
+        <w:b w:val="0"/>
+        <w:i w:val="0"/>
+        <w:strike w:val="0"/>
+        <w:dstrike w:val="0"/>
+        <w:color w:val="000000"/>
+        <w:sz w:val="22"/>
+        <w:szCs w:val="22"/>
+        <w:u w:val="none" w:color="000000"/>
+        <w:effect w:val="none"/>
+        <w:bdr w:val="none" w:sz="0" w:space="0" w:color="auto" w:frame="1"/>
+        <w:vertAlign w:val="baseline"/>
+      </w:rPr>
+    </w:lvl>
+    <w:lvl w:ilvl="7" w:tplc="6C9AC5EE">
+      <w:start w:val="1"/>
+      <w:numFmt w:val="bullet"/>
+      <w:lvlText w:val="o"/>
+      <w:lvlJc w:val="left"/>
+      <w:pPr>
+        <w:ind w:left="5473" w:firstLine="0"/>
+      </w:pPr>
+      <w:rPr>
+        <w:rFonts w:ascii="Arial" w:eastAsia="Arial" w:hAnsi="Arial" w:cs="Arial"/>
+        <w:b w:val="0"/>
+        <w:i w:val="0"/>
+        <w:strike w:val="0"/>
+        <w:dstrike w:val="0"/>
+        <w:color w:val="000000"/>
+        <w:sz w:val="22"/>
+        <w:szCs w:val="22"/>
+        <w:u w:val="none" w:color="000000"/>
+        <w:effect w:val="none"/>
+        <w:bdr w:val="none" w:sz="0" w:space="0" w:color="auto" w:frame="1"/>
+        <w:vertAlign w:val="baseline"/>
+      </w:rPr>
+    </w:lvl>
+    <w:lvl w:ilvl="8" w:tplc="E65E289E">
+      <w:start w:val="1"/>
+      <w:numFmt w:val="bullet"/>
+      <w:lvlText w:val="▪"/>
+      <w:lvlJc w:val="left"/>
+      <w:pPr>
+        <w:ind w:left="6193" w:firstLine="0"/>
+      </w:pPr>
+      <w:rPr>
+        <w:rFonts w:ascii="Arial" w:eastAsia="Arial" w:hAnsi="Arial" w:cs="Arial"/>
+        <w:b w:val="0"/>
+        <w:i w:val="0"/>
+        <w:strike w:val="0"/>
+        <w:dstrike w:val="0"/>
+        <w:color w:val="000000"/>
+        <w:sz w:val="22"/>
+        <w:szCs w:val="22"/>
+        <w:u w:val="none" w:color="000000"/>
+        <w:effect w:val="none"/>
+        <w:bdr w:val="none" w:sz="0" w:space="0" w:color="auto" w:frame="1"/>
+        <w:vertAlign w:val="baseline"/>
+      </w:rPr>
+    </w:lvl>
+  </w:abstractNum>
+  <w:abstractNum w:abstractNumId="6" w15:restartNumberingAfterBreak="0">
+    <w:nsid w:val="22357DCC"/>
+    <w:multiLevelType w:val="hybridMultilevel"/>
+    <w:tmpl w:val="B7585916"/>
+    <w:lvl w:ilvl="0" w:tplc="0CE63C78">
+      <w:start w:val="1"/>
+      <w:numFmt w:val="bullet"/>
+      <w:lvlText w:val="●"/>
+      <w:lvlJc w:val="left"/>
+      <w:pPr>
+        <w:ind w:left="705" w:firstLine="0"/>
+      </w:pPr>
+      <w:rPr>
+        <w:rFonts w:ascii="Arial" w:eastAsia="Arial" w:hAnsi="Arial" w:cs="Arial"/>
+        <w:b w:val="0"/>
+        <w:i w:val="0"/>
+        <w:strike w:val="0"/>
+        <w:dstrike w:val="0"/>
+        <w:color w:val="000000"/>
+        <w:sz w:val="22"/>
+        <w:szCs w:val="22"/>
+        <w:u w:val="none" w:color="000000"/>
+        <w:effect w:val="none"/>
+        <w:bdr w:val="none" w:sz="0" w:space="0" w:color="auto" w:frame="1"/>
+        <w:vertAlign w:val="baseline"/>
+      </w:rPr>
+    </w:lvl>
+    <w:lvl w:ilvl="1" w:tplc="5712A85E">
+      <w:start w:val="1"/>
+      <w:numFmt w:val="bullet"/>
+      <w:lvlText w:val="o"/>
+      <w:lvlJc w:val="left"/>
+      <w:pPr>
+        <w:ind w:left="1440" w:firstLine="0"/>
+      </w:pPr>
+      <w:rPr>
+        <w:rFonts w:ascii="Arial" w:eastAsia="Arial" w:hAnsi="Arial" w:cs="Arial"/>
+        <w:b w:val="0"/>
+        <w:i w:val="0"/>
+        <w:strike w:val="0"/>
+        <w:dstrike w:val="0"/>
+        <w:color w:val="000000"/>
+        <w:sz w:val="22"/>
+        <w:szCs w:val="22"/>
+        <w:u w:val="none" w:color="000000"/>
+        <w:effect w:val="none"/>
+        <w:bdr w:val="none" w:sz="0" w:space="0" w:color="auto" w:frame="1"/>
+        <w:vertAlign w:val="baseline"/>
+      </w:rPr>
+    </w:lvl>
+    <w:lvl w:ilvl="2" w:tplc="8FB8FEC2">
+      <w:start w:val="1"/>
+      <w:numFmt w:val="bullet"/>
+      <w:lvlText w:val="▪"/>
+      <w:lvlJc w:val="left"/>
+      <w:pPr>
+        <w:ind w:left="2160" w:firstLine="0"/>
+      </w:pPr>
+      <w:rPr>
+        <w:rFonts w:ascii="Arial" w:eastAsia="Arial" w:hAnsi="Arial" w:cs="Arial"/>
+        <w:b w:val="0"/>
+        <w:i w:val="0"/>
+        <w:strike w:val="0"/>
+        <w:dstrike w:val="0"/>
+        <w:color w:val="000000"/>
+        <w:sz w:val="22"/>
+        <w:szCs w:val="22"/>
+        <w:u w:val="none" w:color="000000"/>
+        <w:effect w:val="none"/>
+        <w:bdr w:val="none" w:sz="0" w:space="0" w:color="auto" w:frame="1"/>
+        <w:vertAlign w:val="baseline"/>
+      </w:rPr>
+    </w:lvl>
+    <w:lvl w:ilvl="3" w:tplc="24D2FD8A">
+      <w:start w:val="1"/>
+      <w:numFmt w:val="bullet"/>
+      <w:lvlText w:val="•"/>
+      <w:lvlJc w:val="left"/>
+      <w:pPr>
+        <w:ind w:left="2880" w:firstLine="0"/>
+      </w:pPr>
+      <w:rPr>
+        <w:rFonts w:ascii="Arial" w:eastAsia="Arial" w:hAnsi="Arial" w:cs="Arial"/>
+        <w:b w:val="0"/>
+        <w:i w:val="0"/>
+        <w:strike w:val="0"/>
+        <w:dstrike w:val="0"/>
+        <w:color w:val="000000"/>
+        <w:sz w:val="22"/>
+        <w:szCs w:val="22"/>
+        <w:u w:val="none" w:color="000000"/>
+        <w:effect w:val="none"/>
+        <w:bdr w:val="none" w:sz="0" w:space="0" w:color="auto" w:frame="1"/>
+        <w:vertAlign w:val="baseline"/>
+      </w:rPr>
+    </w:lvl>
+    <w:lvl w:ilvl="4" w:tplc="437AF75A">
+      <w:start w:val="1"/>
+      <w:numFmt w:val="bullet"/>
+      <w:lvlText w:val="o"/>
+      <w:lvlJc w:val="left"/>
+      <w:pPr>
+        <w:ind w:left="3600" w:firstLine="0"/>
+      </w:pPr>
+      <w:rPr>
+        <w:rFonts w:ascii="Arial" w:eastAsia="Arial" w:hAnsi="Arial" w:cs="Arial"/>
+        <w:b w:val="0"/>
+        <w:i w:val="0"/>
+        <w:strike w:val="0"/>
+        <w:dstrike w:val="0"/>
+        <w:color w:val="000000"/>
+        <w:sz w:val="22"/>
+        <w:szCs w:val="22"/>
+        <w:u w:val="none" w:color="000000"/>
+        <w:effect w:val="none"/>
+        <w:bdr w:val="none" w:sz="0" w:space="0" w:color="auto" w:frame="1"/>
+        <w:vertAlign w:val="baseline"/>
+      </w:rPr>
+    </w:lvl>
+    <w:lvl w:ilvl="5" w:tplc="E3A01794">
+      <w:start w:val="1"/>
+      <w:numFmt w:val="bullet"/>
+      <w:lvlText w:val="▪"/>
+      <w:lvlJc w:val="left"/>
+      <w:pPr>
+        <w:ind w:left="4320" w:firstLine="0"/>
+      </w:pPr>
+      <w:rPr>
+        <w:rFonts w:ascii="Arial" w:eastAsia="Arial" w:hAnsi="Arial" w:cs="Arial"/>
+        <w:b w:val="0"/>
+        <w:i w:val="0"/>
+        <w:strike w:val="0"/>
+        <w:dstrike w:val="0"/>
+        <w:color w:val="000000"/>
+        <w:sz w:val="22"/>
+        <w:szCs w:val="22"/>
+        <w:u w:val="none" w:color="000000"/>
+        <w:effect w:val="none"/>
+        <w:bdr w:val="none" w:sz="0" w:space="0" w:color="auto" w:frame="1"/>
+        <w:vertAlign w:val="baseline"/>
+      </w:rPr>
+    </w:lvl>
+    <w:lvl w:ilvl="6" w:tplc="F85EECDE">
+      <w:start w:val="1"/>
+      <w:numFmt w:val="bullet"/>
+      <w:lvlText w:val="•"/>
+      <w:lvlJc w:val="left"/>
+      <w:pPr>
+        <w:ind w:left="5040" w:firstLine="0"/>
+      </w:pPr>
+      <w:rPr>
+        <w:rFonts w:ascii="Arial" w:eastAsia="Arial" w:hAnsi="Arial" w:cs="Arial"/>
+        <w:b w:val="0"/>
+        <w:i w:val="0"/>
+        <w:strike w:val="0"/>
+        <w:dstrike w:val="0"/>
+        <w:color w:val="000000"/>
+        <w:sz w:val="22"/>
+        <w:szCs w:val="22"/>
+        <w:u w:val="none" w:color="000000"/>
+        <w:effect w:val="none"/>
+        <w:bdr w:val="none" w:sz="0" w:space="0" w:color="auto" w:frame="1"/>
+        <w:vertAlign w:val="baseline"/>
+      </w:rPr>
+    </w:lvl>
+    <w:lvl w:ilvl="7" w:tplc="BA3C29AA">
+      <w:start w:val="1"/>
+      <w:numFmt w:val="bullet"/>
+      <w:lvlText w:val="o"/>
+      <w:lvlJc w:val="left"/>
+      <w:pPr>
+        <w:ind w:left="5760" w:firstLine="0"/>
+      </w:pPr>
+      <w:rPr>
+        <w:rFonts w:ascii="Arial" w:eastAsia="Arial" w:hAnsi="Arial" w:cs="Arial"/>
+        <w:b w:val="0"/>
+        <w:i w:val="0"/>
+        <w:strike w:val="0"/>
+        <w:dstrike w:val="0"/>
+        <w:color w:val="000000"/>
+        <w:sz w:val="22"/>
+        <w:szCs w:val="22"/>
+        <w:u w:val="none" w:color="000000"/>
+        <w:effect w:val="none"/>
+        <w:bdr w:val="none" w:sz="0" w:space="0" w:color="auto" w:frame="1"/>
+        <w:vertAlign w:val="baseline"/>
+      </w:rPr>
+    </w:lvl>
+    <w:lvl w:ilvl="8" w:tplc="D76AB29A">
+      <w:start w:val="1"/>
+      <w:numFmt w:val="bullet"/>
+      <w:lvlText w:val="▪"/>
+      <w:lvlJc w:val="left"/>
+      <w:pPr>
+        <w:ind w:left="6480" w:firstLine="0"/>
+      </w:pPr>
+      <w:rPr>
+        <w:rFonts w:ascii="Arial" w:eastAsia="Arial" w:hAnsi="Arial" w:cs="Arial"/>
+        <w:b w:val="0"/>
+        <w:i w:val="0"/>
+        <w:strike w:val="0"/>
+        <w:dstrike w:val="0"/>
+        <w:color w:val="000000"/>
+        <w:sz w:val="22"/>
+        <w:szCs w:val="22"/>
+        <w:u w:val="none" w:color="000000"/>
+        <w:effect w:val="none"/>
+        <w:bdr w:val="none" w:sz="0" w:space="0" w:color="auto" w:frame="1"/>
+        <w:vertAlign w:val="baseline"/>
+      </w:rPr>
+    </w:lvl>
+  </w:abstractNum>
+  <w:abstractNum w:abstractNumId="7" w15:restartNumberingAfterBreak="0">
+    <w:nsid w:val="552E1EB7"/>
+    <w:multiLevelType w:val="multilevel"/>
+    <w:tmpl w:val="0E6C9BB0"/>
+    <w:lvl w:ilvl="0">
+      <w:start w:val="1"/>
+      <w:numFmt w:val="bullet"/>
+      <w:lvlText w:val=""/>
+      <w:lvlJc w:val="left"/>
+      <w:pPr>
+        <w:tabs>
+          <w:tab w:val="num" w:pos="720"/>
+        </w:tabs>
+        <w:ind w:left="720" w:hanging="360"/>
+      </w:pPr>
+      <w:rPr>
+        <w:rFonts w:ascii="Symbol" w:hAnsi="Symbol" w:hint="default"/>
+        <w:sz w:val="20"/>
+      </w:rPr>
+    </w:lvl>
+    <w:lvl w:ilvl="1" w:tentative="1">
+      <w:start w:val="1"/>
+      <w:numFmt w:val="bullet"/>
+      <w:lvlText w:val="o"/>
+      <w:lvlJc w:val="left"/>
+      <w:pPr>
+        <w:tabs>
+          <w:tab w:val="num" w:pos="1440"/>
+        </w:tabs>
+        <w:ind w:left="1440" w:hanging="360"/>
+      </w:pPr>
+      <w:rPr>
+        <w:rFonts w:ascii="Courier New" w:hAnsi="Courier New" w:hint="default"/>
+        <w:sz w:val="20"/>
+      </w:rPr>
+    </w:lvl>
+    <w:lvl w:ilvl="2" w:tentative="1">
+      <w:start w:val="1"/>
+      <w:numFmt w:val="bullet"/>
+      <w:lvlText w:val=""/>
+      <w:lvlJc w:val="left"/>
+      <w:pPr>
+        <w:tabs>
+          <w:tab w:val="num" w:pos="2160"/>
+        </w:tabs>
+        <w:ind w:left="2160" w:hanging="360"/>
+      </w:pPr>
+      <w:rPr>
+        <w:rFonts w:ascii="Wingdings" w:hAnsi="Wingdings" w:hint="default"/>
+        <w:sz w:val="20"/>
+      </w:rPr>
+    </w:lvl>
+    <w:lvl w:ilvl="3" w:tentative="1">
+      <w:start w:val="1"/>
+      <w:numFmt w:val="bullet"/>
+      <w:lvlText w:val=""/>
+      <w:lvlJc w:val="left"/>
+      <w:pPr>
+        <w:tabs>
+          <w:tab w:val="num" w:pos="2880"/>
+        </w:tabs>
+        <w:ind w:left="2880" w:hanging="360"/>
+      </w:pPr>
+      <w:rPr>
+        <w:rFonts w:ascii="Wingdings" w:hAnsi="Wingdings" w:hint="default"/>
+        <w:sz w:val="20"/>
+      </w:rPr>
+    </w:lvl>
+    <w:lvl w:ilvl="4" w:tentative="1">
+      <w:start w:val="1"/>
+      <w:numFmt w:val="bullet"/>
+      <w:lvlText w:val=""/>
+      <w:lvlJc w:val="left"/>
+      <w:pPr>
+        <w:tabs>
+          <w:tab w:val="num" w:pos="3600"/>
+        </w:tabs>
+        <w:ind w:left="3600" w:hanging="360"/>
+      </w:pPr>
+      <w:rPr>
+        <w:rFonts w:ascii="Wingdings" w:hAnsi="Wingdings" w:hint="default"/>
+        <w:sz w:val="20"/>
+      </w:rPr>
+    </w:lvl>
+    <w:lvl w:ilvl="5" w:tentative="1">
+      <w:start w:val="1"/>
+      <w:numFmt w:val="bullet"/>
+      <w:lvlText w:val=""/>
+      <w:lvlJc w:val="left"/>
+      <w:pPr>
+        <w:tabs>
+          <w:tab w:val="num" w:pos="4320"/>
+        </w:tabs>
+        <w:ind w:left="4320" w:hanging="360"/>
+      </w:pPr>
+      <w:rPr>
+        <w:rFonts w:ascii="Wingdings" w:hAnsi="Wingdings" w:hint="default"/>
+        <w:sz w:val="20"/>
+      </w:rPr>
+    </w:lvl>
+    <w:lvl w:ilvl="6" w:tentative="1">
+      <w:start w:val="1"/>
+      <w:numFmt w:val="bullet"/>
+      <w:lvlText w:val=""/>
+      <w:lvlJc w:val="left"/>
+      <w:pPr>
+        <w:tabs>
+          <w:tab w:val="num" w:pos="5040"/>
+        </w:tabs>
+        <w:ind w:left="5040" w:hanging="360"/>
+      </w:pPr>
+      <w:rPr>
+        <w:rFonts w:ascii="Wingdings" w:hAnsi="Wingdings" w:hint="default"/>
+        <w:sz w:val="20"/>
+      </w:rPr>
+    </w:lvl>
+    <w:lvl w:ilvl="7" w:tentative="1">
+      <w:start w:val="1"/>
+      <w:numFmt w:val="bullet"/>
+      <w:lvlText w:val=""/>
+      <w:lvlJc w:val="left"/>
+      <w:pPr>
+        <w:tabs>
+          <w:tab w:val="num" w:pos="5760"/>
+        </w:tabs>
+        <w:ind w:left="5760" w:hanging="360"/>
+      </w:pPr>
+      <w:rPr>
+        <w:rFonts w:ascii="Wingdings" w:hAnsi="Wingdings" w:hint="default"/>
+        <w:sz w:val="20"/>
+      </w:rPr>
+    </w:lvl>
+    <w:lvl w:ilvl="8" w:tentative="1">
+      <w:start w:val="1"/>
+      <w:numFmt w:val="bullet"/>
+      <w:lvlText w:val=""/>
+      <w:lvlJc w:val="left"/>
+      <w:pPr>
+        <w:tabs>
+          <w:tab w:val="num" w:pos="6480"/>
+        </w:tabs>
+        <w:ind w:left="6480" w:hanging="360"/>
+      </w:pPr>
+      <w:rPr>
+        <w:rFonts w:ascii="Wingdings" w:hAnsi="Wingdings" w:hint="default"/>
+        <w:sz w:val="20"/>
+      </w:rPr>
+    </w:lvl>
+  </w:abstractNum>
+  <w:abstractNum w:abstractNumId="8" w15:restartNumberingAfterBreak="0">
+    <w:nsid w:val="5D292B96"/>
+    <w:multiLevelType w:val="multilevel"/>
+    <w:tmpl w:val="96C0CD04"/>
+    <w:lvl w:ilvl="0">
+      <w:start w:val="1"/>
+      <w:numFmt w:val="bullet"/>
+      <w:lvlText w:val=""/>
+      <w:lvlJc w:val="left"/>
+      <w:pPr>
+        <w:tabs>
+          <w:tab w:val="num" w:pos="720"/>
+        </w:tabs>
+        <w:ind w:left="720" w:hanging="360"/>
+      </w:pPr>
+      <w:rPr>
+        <w:rFonts w:ascii="Symbol" w:hAnsi="Symbol" w:hint="default"/>
+        <w:sz w:val="20"/>
+      </w:rPr>
+    </w:lvl>
+    <w:lvl w:ilvl="1" w:tentative="1">
+      <w:start w:val="1"/>
+      <w:numFmt w:val="bullet"/>
+      <w:lvlText w:val="o"/>
+      <w:lvlJc w:val="left"/>
+      <w:pPr>
+        <w:tabs>
+          <w:tab w:val="num" w:pos="1440"/>
+        </w:tabs>
+        <w:ind w:left="1440" w:hanging="360"/>
+      </w:pPr>
+      <w:rPr>
+        <w:rFonts w:ascii="Courier New" w:hAnsi="Courier New" w:hint="default"/>
+        <w:sz w:val="20"/>
+      </w:rPr>
+    </w:lvl>
+    <w:lvl w:ilvl="2" w:tentative="1">
+      <w:start w:val="1"/>
+      <w:numFmt w:val="bullet"/>
+      <w:lvlText w:val=""/>
+      <w:lvlJc w:val="left"/>
+      <w:pPr>
+        <w:tabs>
+          <w:tab w:val="num" w:pos="2160"/>
+        </w:tabs>
+        <w:ind w:left="2160" w:hanging="360"/>
+      </w:pPr>
+      <w:rPr>
+        <w:rFonts w:ascii="Wingdings" w:hAnsi="Wingdings" w:hint="default"/>
+        <w:sz w:val="20"/>
+      </w:rPr>
+    </w:lvl>
+    <w:lvl w:ilvl="3" w:tentative="1">
+      <w:start w:val="1"/>
+      <w:numFmt w:val="bullet"/>
+      <w:lvlText w:val=""/>
+      <w:lvlJc w:val="left"/>
+      <w:pPr>
+        <w:tabs>
+          <w:tab w:val="num" w:pos="2880"/>
+        </w:tabs>
+        <w:ind w:left="2880" w:hanging="360"/>
+      </w:pPr>
+      <w:rPr>
+        <w:rFonts w:ascii="Wingdings" w:hAnsi="Wingdings" w:hint="default"/>
+        <w:sz w:val="20"/>
+      </w:rPr>
+    </w:lvl>
+    <w:lvl w:ilvl="4" w:tentative="1">
+      <w:start w:val="1"/>
+      <w:numFmt w:val="bullet"/>
+      <w:lvlText w:val=""/>
+      <w:lvlJc w:val="left"/>
+      <w:pPr>
+        <w:tabs>
+          <w:tab w:val="num" w:pos="3600"/>
+        </w:tabs>
+        <w:ind w:left="3600" w:hanging="360"/>
+      </w:pPr>
+      <w:rPr>
+        <w:rFonts w:ascii="Wingdings" w:hAnsi="Wingdings" w:hint="default"/>
+        <w:sz w:val="20"/>
+      </w:rPr>
+    </w:lvl>
+    <w:lvl w:ilvl="5" w:tentative="1">
+      <w:start w:val="1"/>
+      <w:numFmt w:val="bullet"/>
+      <w:lvlText w:val=""/>
+      <w:lvlJc w:val="left"/>
+      <w:pPr>
+        <w:tabs>
+          <w:tab w:val="num" w:pos="4320"/>
+        </w:tabs>
+        <w:ind w:left="4320" w:hanging="360"/>
+      </w:pPr>
+      <w:rPr>
+        <w:rFonts w:ascii="Wingdings" w:hAnsi="Wingdings" w:hint="default"/>
+        <w:sz w:val="20"/>
+      </w:rPr>
+    </w:lvl>
+    <w:lvl w:ilvl="6" w:tentative="1">
+      <w:start w:val="1"/>
+      <w:numFmt w:val="bullet"/>
+      <w:lvlText w:val=""/>
+      <w:lvlJc w:val="left"/>
+      <w:pPr>
+        <w:tabs>
+          <w:tab w:val="num" w:pos="5040"/>
+        </w:tabs>
+        <w:ind w:left="5040" w:hanging="360"/>
+      </w:pPr>
+      <w:rPr>
+        <w:rFonts w:ascii="Wingdings" w:hAnsi="Wingdings" w:hint="default"/>
+        <w:sz w:val="20"/>
+      </w:rPr>
+    </w:lvl>
+    <w:lvl w:ilvl="7" w:tentative="1">
+      <w:start w:val="1"/>
+      <w:numFmt w:val="bullet"/>
+      <w:lvlText w:val=""/>
+      <w:lvlJc w:val="left"/>
+      <w:pPr>
+        <w:tabs>
+          <w:tab w:val="num" w:pos="5760"/>
+        </w:tabs>
+        <w:ind w:left="5760" w:hanging="360"/>
+      </w:pPr>
+      <w:rPr>
+        <w:rFonts w:ascii="Wingdings" w:hAnsi="Wingdings" w:hint="default"/>
+        <w:sz w:val="20"/>
+      </w:rPr>
+    </w:lvl>
+    <w:lvl w:ilvl="8" w:tentative="1">
+      <w:start w:val="1"/>
+      <w:numFmt w:val="bullet"/>
+      <w:lvlText w:val=""/>
+      <w:lvlJc w:val="left"/>
+      <w:pPr>
+        <w:tabs>
+          <w:tab w:val="num" w:pos="6480"/>
+        </w:tabs>
+        <w:ind w:left="6480" w:hanging="360"/>
+      </w:pPr>
+      <w:rPr>
+        <w:rFonts w:ascii="Wingdings" w:hAnsi="Wingdings" w:hint="default"/>
+        <w:sz w:val="20"/>
+      </w:rPr>
+    </w:lvl>
+  </w:abstractNum>
+  <w:abstractNum w:abstractNumId="9" w15:restartNumberingAfterBreak="0">
+    <w:nsid w:val="5DE85C1D"/>
+    <w:multiLevelType w:val="hybridMultilevel"/>
+    <w:tmpl w:val="0D1A1692"/>
+    <w:lvl w:ilvl="0" w:tplc="40090001">
+      <w:start w:val="1"/>
+      <w:numFmt w:val="bullet"/>
+      <w:lvlText w:val=""/>
+      <w:lvlJc w:val="left"/>
+      <w:pPr>
+        <w:ind w:left="720" w:hanging="360"/>
+      </w:pPr>
+      <w:rPr>
+        <w:rFonts w:ascii="Symbol" w:hAnsi="Symbol" w:hint="default"/>
+      </w:rPr>
+    </w:lvl>
+    <w:lvl w:ilvl="1" w:tplc="40090003" w:tentative="1">
+      <w:start w:val="1"/>
+      <w:numFmt w:val="bullet"/>
+      <w:lvlText w:val="o"/>
+      <w:lvlJc w:val="left"/>
+      <w:pPr>
+        <w:ind w:left="1440" w:hanging="360"/>
+      </w:pPr>
+      <w:rPr>
+        <w:rFonts w:ascii="Courier New" w:hAnsi="Courier New" w:cs="Courier New" w:hint="default"/>
+      </w:rPr>
+    </w:lvl>
+    <w:lvl w:ilvl="2" w:tplc="40090005" w:tentative="1">
+      <w:start w:val="1"/>
+      <w:numFmt w:val="bullet"/>
+      <w:lvlText w:val=""/>
+      <w:lvlJc w:val="left"/>
+      <w:pPr>
+        <w:ind w:left="2160" w:hanging="360"/>
+      </w:pPr>
+      <w:rPr>
+        <w:rFonts w:ascii="Wingdings" w:hAnsi="Wingdings" w:hint="default"/>
+      </w:rPr>
+    </w:lvl>
+    <w:lvl w:ilvl="3" w:tplc="40090001" w:tentative="1">
+      <w:start w:val="1"/>
+      <w:numFmt w:val="bullet"/>
+      <w:lvlText w:val=""/>
+      <w:lvlJc w:val="left"/>
+      <w:pPr>
+        <w:ind w:left="2880" w:hanging="360"/>
+      </w:pPr>
+      <w:rPr>
+        <w:rFonts w:ascii="Symbol" w:hAnsi="Symbol" w:hint="default"/>
+      </w:rPr>
+    </w:lvl>
+    <w:lvl w:ilvl="4" w:tplc="40090003" w:tentative="1">
+      <w:start w:val="1"/>
+      <w:numFmt w:val="bullet"/>
+      <w:lvlText w:val="o"/>
+      <w:lvlJc w:val="left"/>
+      <w:pPr>
+        <w:ind w:left="3600" w:hanging="360"/>
+      </w:pPr>
+      <w:rPr>
+        <w:rFonts w:ascii="Courier New" w:hAnsi="Courier New" w:cs="Courier New" w:hint="default"/>
+      </w:rPr>
+    </w:lvl>
+    <w:lvl w:ilvl="5" w:tplc="40090005" w:tentative="1">
+      <w:start w:val="1"/>
+      <w:numFmt w:val="bullet"/>
+      <w:lvlText w:val=""/>
+      <w:lvlJc w:val="left"/>
+      <w:pPr>
+        <w:ind w:left="4320" w:hanging="360"/>
+      </w:pPr>
+      <w:rPr>
+        <w:rFonts w:ascii="Wingdings" w:hAnsi="Wingdings" w:hint="default"/>
+      </w:rPr>
+    </w:lvl>
+    <w:lvl w:ilvl="6" w:tplc="40090001" w:tentative="1">
+      <w:start w:val="1"/>
+      <w:numFmt w:val="bullet"/>
+      <w:lvlText w:val=""/>
+      <w:lvlJc w:val="left"/>
+      <w:pPr>
+        <w:ind w:left="5040" w:hanging="360"/>
+      </w:pPr>
+      <w:rPr>
+        <w:rFonts w:ascii="Symbol" w:hAnsi="Symbol" w:hint="default"/>
+      </w:rPr>
+    </w:lvl>
+    <w:lvl w:ilvl="7" w:tplc="40090003" w:tentative="1">
+      <w:start w:val="1"/>
+      <w:numFmt w:val="bullet"/>
+      <w:lvlText w:val="o"/>
+      <w:lvlJc w:val="left"/>
+      <w:pPr>
+        <w:ind w:left="5760" w:hanging="360"/>
+      </w:pPr>
+      <w:rPr>
+        <w:rFonts w:ascii="Courier New" w:hAnsi="Courier New" w:cs="Courier New" w:hint="default"/>
+      </w:rPr>
+    </w:lvl>
+    <w:lvl w:ilvl="8" w:tplc="40090005" w:tentative="1">
+      <w:start w:val="1"/>
+      <w:numFmt w:val="bullet"/>
+      <w:lvlText w:val=""/>
+      <w:lvlJc w:val="left"/>
+      <w:pPr>
+        <w:ind w:left="6480" w:hanging="360"/>
+      </w:pPr>
+      <w:rPr>
+        <w:rFonts w:ascii="Wingdings" w:hAnsi="Wingdings" w:hint="default"/>
+      </w:rPr>
+    </w:lvl>
+  </w:abstractNum>
+  <w:num w:numId="1" w16cid:durableId="1102991985">
+    <w:abstractNumId w:val="5"/>
+    <w:lvlOverride w:ilvl="0"/>
+    <w:lvlOverride w:ilvl="1"/>
+    <w:lvlOverride w:ilvl="2"/>
+    <w:lvlOverride w:ilvl="3"/>
+    <w:lvlOverride w:ilvl="4"/>
+    <w:lvlOverride w:ilvl="5"/>
+    <w:lvlOverride w:ilvl="6"/>
+    <w:lvlOverride w:ilvl="7"/>
+    <w:lvlOverride w:ilvl="8"/>
+  </w:num>
+  <w:num w:numId="2" w16cid:durableId="617640866">
+    <w:abstractNumId w:val="6"/>
+    <w:lvlOverride w:ilvl="0"/>
+    <w:lvlOverride w:ilvl="1"/>
+    <w:lvlOverride w:ilvl="2"/>
+    <w:lvlOverride w:ilvl="3"/>
+    <w:lvlOverride w:ilvl="4"/>
+    <w:lvlOverride w:ilvl="5"/>
+    <w:lvlOverride w:ilvl="6"/>
+    <w:lvlOverride w:ilvl="7"/>
+    <w:lvlOverride w:ilvl="8"/>
+  </w:num>
+  <w:num w:numId="3" w16cid:durableId="1405103814">
+    <w:abstractNumId w:val="2"/>
+  </w:num>
+  <w:num w:numId="4" w16cid:durableId="635138549">
+    <w:abstractNumId w:val="3"/>
+  </w:num>
+  <w:num w:numId="5" w16cid:durableId="1567686814">
+    <w:abstractNumId w:val="9"/>
+  </w:num>
+  <w:num w:numId="6" w16cid:durableId="1315523695">
+    <w:abstractNumId w:val="0"/>
+  </w:num>
+  <w:num w:numId="7" w16cid:durableId="1740328223">
+    <w:abstractNumId w:val="4"/>
+  </w:num>
+  <w:num w:numId="8" w16cid:durableId="1283921611">
+    <w:abstractNumId w:val="8"/>
+  </w:num>
+  <w:num w:numId="9" w16cid:durableId="1466850592">
+    <w:abstractNumId w:val="1"/>
+  </w:num>
+  <w:num w:numId="10" w16cid:durableId="460417384">
+    <w:abstractNumId w:val="7"/>
+  </w:num>
+</w:numbering>
 </file>
 
 <file path=word/styles.xml><?xml version="1.0" encoding="utf-8"?>
@@ -1250,7 +3724,6 @@
   <w:style w:type="character" w:default="1" w:styleId="DefaultParagraphFont">
     <w:name w:val="Default Paragraph Font"/>
     <w:uiPriority w:val="1"/>
-    <w:semiHidden/>
     <w:unhideWhenUsed/>
   </w:style>
   <w:style w:type="table" w:default="1" w:styleId="TableNormal">
